--- a/backup/求职-开发工程师-王志-18612350941.docx
+++ b/backup/求职-开发工程师-王志-18612350941.docx
@@ -484,14 +484,42 @@
           <w:rFonts w:ascii="等线 Light" w:eastAsia="等线 Light" w:hAnsi="等线 Light" w:cs="Cascadia Code ExtraLight" w:hint="eastAsia"/>
           <w:szCs w:val="21"/>
         </w:rPr>
-        <w:t xml:space="preserve"> 从事一年半</w:t>
-      </w:r>
-      <w:r>
-        <w:rPr>
-          <w:rFonts w:ascii="等线 Light" w:eastAsia="等线 Light" w:hAnsi="等线 Light" w:cs="Cascadia Code ExtraLight"/>
-          <w:szCs w:val="21"/>
-        </w:rPr>
-        <w:t xml:space="preserve">Agent 业务开发经验 </w:t>
+        <w:t xml:space="preserve"> </w:t>
+      </w:r>
+      <w:r>
+        <w:rPr>
+          <w:rFonts w:ascii="等线 Light" w:eastAsia="等线 Light" w:hAnsi="等线 Light" w:cs="Cascadia Code ExtraLight" w:hint="eastAsia"/>
+          <w:szCs w:val="21"/>
+        </w:rPr>
+        <w:t>有</w:t>
+      </w:r>
+      <w:r>
+        <w:rPr>
+          <w:rFonts w:ascii="等线 Light" w:eastAsia="等线 Light" w:hAnsi="等线 Light" w:cs="Cascadia Code ExtraLight" w:hint="eastAsia"/>
+          <w:szCs w:val="21"/>
+        </w:rPr>
+        <w:t>一年半</w:t>
+      </w:r>
+      <w:r>
+        <w:rPr>
+          <w:rFonts w:ascii="等线 Light" w:eastAsia="等线 Light" w:hAnsi="等线 Light" w:cs="Cascadia Code ExtraLight"/>
+          <w:szCs w:val="21"/>
+        </w:rPr>
+        <w:t xml:space="preserve">Agent </w:t>
+      </w:r>
+      <w:r>
+        <w:rPr>
+          <w:rFonts w:ascii="等线 Light" w:eastAsia="等线 Light" w:hAnsi="等线 Light" w:cs="Cascadia Code ExtraLight" w:hint="eastAsia"/>
+          <w:szCs w:val="21"/>
+        </w:rPr>
+        <w:t>算法</w:t>
+      </w:r>
+      <w:r>
+        <w:rPr>
+          <w:rFonts w:ascii="等线 Light" w:eastAsia="等线 Light" w:hAnsi="等线 Light" w:cs="Cascadia Code ExtraLight"/>
+          <w:szCs w:val="21"/>
+        </w:rPr>
+        <w:t xml:space="preserve">业务开发经验 </w:t>
       </w:r>
     </w:p>
     <w:p>
@@ -1133,14 +1161,6 @@
         </w:rPr>
         <w:tab/>
       </w:r>
-      <w:r>
-        <w:rPr>
-          <w:rFonts w:ascii="等线 Light" w:eastAsia="等线 Light" w:hAnsi="等线 Light" w:cs="Cascadia Code ExtraLight"/>
-          <w:bCs/>
-          <w:szCs w:val="21"/>
-        </w:rPr>
-        <w:t>在</w:t>
-      </w:r>
       <w:proofErr w:type="gramStart"/>
       <w:r>
         <w:rPr>
@@ -1148,7 +1168,15 @@
           <w:bCs/>
           <w:szCs w:val="21"/>
         </w:rPr>
-        <w:t>昆仑万维最热</w:t>
+        <w:t>昆仑万维</w:t>
+      </w:r>
+      <w:r>
+        <w:rPr>
+          <w:rFonts w:ascii="等线 Light" w:eastAsia="等线 Light" w:hAnsi="等线 Light" w:cs="Cascadia Code ExtraLight" w:hint="eastAsia"/>
+          <w:bCs/>
+          <w:szCs w:val="21"/>
+        </w:rPr>
+        <w:t>的</w:t>
       </w:r>
       <w:proofErr w:type="gramEnd"/>
       <w:r>
@@ -1157,7 +1185,39 @@
           <w:bCs/>
           <w:szCs w:val="21"/>
         </w:rPr>
-        <w:t>的短剧部门从事工程开发, 算法研发, 运</w:t>
+        <w:t>短剧部门</w:t>
+      </w:r>
+      <w:r>
+        <w:rPr>
+          <w:rFonts w:ascii="等线 Light" w:eastAsia="等线 Light" w:hAnsi="等线 Light" w:cs="Cascadia Code ExtraLight" w:hint="eastAsia"/>
+          <w:bCs/>
+          <w:szCs w:val="21"/>
+        </w:rPr>
+        <w:t>工作内容包括</w:t>
+      </w:r>
+      <w:r>
+        <w:rPr>
+          <w:rFonts w:ascii="等线 Light" w:eastAsia="等线 Light" w:hAnsi="等线 Light" w:cs="Cascadia Code ExtraLight"/>
+          <w:bCs/>
+          <w:szCs w:val="21"/>
+        </w:rPr>
+        <w:t>工程开发, 算法</w:t>
+      </w:r>
+      <w:r>
+        <w:rPr>
+          <w:rFonts w:ascii="等线 Light" w:eastAsia="等线 Light" w:hAnsi="等线 Light" w:cs="Cascadia Code ExtraLight" w:hint="eastAsia"/>
+          <w:bCs/>
+          <w:szCs w:val="21"/>
+        </w:rPr>
+        <w:t>研发</w:t>
+      </w:r>
+      <w:r>
+        <w:rPr>
+          <w:rFonts w:ascii="等线 Light" w:eastAsia="等线 Light" w:hAnsi="等线 Light" w:cs="Cascadia Code ExtraLight"/>
+          <w:bCs/>
+          <w:szCs w:val="21"/>
+        </w:rPr>
+        <w:t>, 运</w:t>
       </w:r>
       <w:proofErr w:type="gramStart"/>
       <w:r>
@@ -1166,7 +1226,7 @@
           <w:bCs/>
           <w:szCs w:val="21"/>
         </w:rPr>
-        <w:t>维维护</w:t>
+        <w:t>维支持</w:t>
       </w:r>
       <w:proofErr w:type="gramEnd"/>
       <w:r>
@@ -1175,31 +1235,31 @@
           <w:bCs/>
           <w:szCs w:val="21"/>
         </w:rPr>
-        <w:t>和的支持工作. 2024年11月面试通过, 年后</w:t>
+        <w:t>.</w:t>
+      </w:r>
+      <w:r>
+        <w:rPr>
+          <w:rFonts w:ascii="等线 Light" w:eastAsia="等线 Light" w:hAnsi="等线 Light" w:cs="Cascadia Code ExtraLight"/>
+          <w:b/>
+          <w:szCs w:val="21"/>
+        </w:rPr>
+        <w:t>最近</w:t>
       </w:r>
       <w:r>
         <w:rPr>
           <w:rFonts w:ascii="等线 Light" w:eastAsia="等线 Light" w:hAnsi="等线 Light" w:cs="Cascadia Code ExtraLight" w:hint="eastAsia"/>
-          <w:bCs/>
-          <w:szCs w:val="21"/>
-        </w:rPr>
-        <w:t>办理</w:t>
-      </w:r>
-      <w:r>
-        <w:rPr>
-          <w:rFonts w:ascii="等线 Light" w:eastAsia="等线 Light" w:hAnsi="等线 Light" w:cs="Cascadia Code ExtraLight"/>
-          <w:bCs/>
-          <w:szCs w:val="21"/>
-        </w:rPr>
-        <w:t>入职</w:t>
-      </w:r>
-      <w:r>
-        <w:rPr>
-          <w:rFonts w:ascii="等线 Light" w:eastAsia="等线 Light" w:hAnsi="等线 Light" w:cs="Cascadia Code ExtraLight"/>
-          <w:b/>
-          <w:szCs w:val="21"/>
-        </w:rPr>
-        <w:t>, 最近绩效是 M+.</w:t>
+          <w:b/>
+          <w:szCs w:val="21"/>
+        </w:rPr>
+        <w:t>一次</w:t>
+      </w:r>
+      <w:r>
+        <w:rPr>
+          <w:rFonts w:ascii="等线 Light" w:eastAsia="等线 Light" w:hAnsi="等线 Light" w:cs="Cascadia Code ExtraLight"/>
+          <w:b/>
+          <w:szCs w:val="21"/>
+        </w:rPr>
+        <w:t>绩效是 M+.</w:t>
       </w:r>
       <w:r>
         <w:rPr>
@@ -1243,20 +1303,11 @@
       </w:r>
       <w:r>
         <w:rPr>
-          <w:rFonts w:ascii="等线 Light" w:eastAsia="等线 Light" w:hAnsi="等线 Light" w:cs="Cascadia Code ExtraLight"/>
-          <w:bCs/>
-          <w:szCs w:val="21"/>
-        </w:rPr>
-        <w:t>算法</w:t>
-      </w:r>
-      <w:proofErr w:type="gramStart"/>
-      <w:r>
-        <w:rPr>
-          <w:rFonts w:ascii="等线 Light" w:eastAsia="等线 Light" w:hAnsi="等线 Light" w:cs="Cascadia Code ExtraLight"/>
-          <w:bCs/>
-          <w:szCs w:val="21"/>
-        </w:rPr>
-        <w:t>侧</w:t>
+          <w:rFonts w:ascii="等线 Light" w:eastAsia="等线 Light" w:hAnsi="等线 Light" w:cs="Cascadia Code ExtraLight" w:hint="eastAsia"/>
+          <w:b/>
+          <w:szCs w:val="21"/>
+        </w:rPr>
+        <w:t>集团</w:t>
       </w:r>
       <w:r>
         <w:rPr>
@@ -1266,22 +1317,13 @@
         </w:rPr>
         <w:t>优秀</w:t>
       </w:r>
-      <w:proofErr w:type="gramEnd"/>
-      <w:r>
-        <w:rPr>
-          <w:rFonts w:ascii="等线 Light" w:eastAsia="等线 Light" w:hAnsi="等线 Light" w:cs="Cascadia Code ExtraLight"/>
-          <w:b/>
-          <w:szCs w:val="21"/>
-        </w:rPr>
-        <w:t>劳</w:t>
-      </w:r>
-      <w:r>
-        <w:rPr>
-          <w:rFonts w:ascii="等线 Light" w:eastAsia="等线 Light" w:hAnsi="等线 Light" w:cs="Cascadia Code ExtraLight"/>
-          <w:b/>
-          <w:szCs w:val="21"/>
-        </w:rPr>
-        <w:t>工</w:t>
+      <w:r>
+        <w:rPr>
+          <w:rFonts w:ascii="等线 Light" w:eastAsia="等线 Light" w:hAnsi="等线 Light" w:cs="Cascadia Code ExtraLight" w:hint="eastAsia"/>
+          <w:b/>
+          <w:szCs w:val="21"/>
+        </w:rPr>
+        <w:t>员工</w:t>
       </w:r>
       <w:r>
         <w:rPr>
@@ -1305,55 +1347,15 @@
           <w:bCs/>
           <w:szCs w:val="21"/>
         </w:rPr>
-        <w:t xml:space="preserve"> 开始</w:t>
-      </w:r>
-      <w:r>
-        <w:rPr>
-          <w:rFonts w:ascii="等线 Light" w:eastAsia="等线 Light" w:hAnsi="等线 Light" w:cs="Cascadia Code ExtraLight"/>
-          <w:bCs/>
-          <w:szCs w:val="21"/>
-        </w:rPr>
-        <w:t>接手陆续走的同事算法工程业务, 主要</w:t>
-      </w:r>
-      <w:r>
-        <w:rPr>
-          <w:rFonts w:ascii="等线 Light" w:eastAsia="等线 Light" w:hAnsi="等线 Light" w:cs="Cascadia Code ExtraLight"/>
-          <w:bCs/>
-          <w:szCs w:val="21"/>
-        </w:rPr>
-        <w:t>是</w:t>
-      </w:r>
-      <w:r>
-        <w:rPr>
-          <w:rFonts w:ascii="等线 Light" w:eastAsia="等线 Light" w:hAnsi="等线 Light" w:cs="Cascadia Code ExtraLight"/>
-          <w:bCs/>
-          <w:szCs w:val="21"/>
-        </w:rPr>
-        <w:t>短剧相关算法业务支持, 例如台词纠错, 短剧理解</w:t>
-      </w:r>
-      <w:r>
-        <w:rPr>
-          <w:rFonts w:ascii="等线 Light" w:eastAsia="等线 Light" w:hAnsi="等线 Light" w:cs="Cascadia Code ExtraLight"/>
-          <w:b/>
-          <w:szCs w:val="21"/>
-        </w:rPr>
-        <w:t xml:space="preserve">. </w:t>
-      </w:r>
-      <w:r>
-        <w:rPr>
-          <w:rFonts w:ascii="等线 Light" w:eastAsia="等线 Light" w:hAnsi="等线 Light" w:cs="Cascadia Code ExtraLight"/>
-          <w:bCs/>
-          <w:szCs w:val="21"/>
-        </w:rPr>
-        <w:t>后续</w:t>
-      </w:r>
-      <w:r>
-        <w:rPr>
-          <w:rFonts w:ascii="等线 Light" w:eastAsia="等线 Light" w:hAnsi="等线 Light" w:cs="Cascadia Code ExtraLight"/>
-          <w:bCs/>
-          <w:szCs w:val="21"/>
-        </w:rPr>
-        <w:t>工作主要</w:t>
+        <w:t xml:space="preserve"> </w:t>
+      </w:r>
+      <w:r>
+        <w:rPr>
+          <w:rFonts w:ascii="等线 Light" w:eastAsia="等线 Light" w:hAnsi="等线 Light" w:cs="Cascadia Code ExtraLight"/>
+          <w:bCs/>
+          <w:szCs w:val="21"/>
+        </w:rPr>
+        <w:t>主要</w:t>
       </w:r>
       <w:r>
         <w:rPr>
@@ -1386,168 +1388,6 @@
           <w:szCs w:val="21"/>
         </w:rPr>
         <w:t>落地工作.</w:t>
-      </w:r>
-      <w:r>
-        <w:rPr>
-          <w:rFonts w:ascii="等线 Light" w:eastAsia="等线 Light" w:hAnsi="等线 Light" w:cs="Cascadia Code ExtraLight"/>
-          <w:bCs/>
-          <w:szCs w:val="21"/>
-        </w:rPr>
-        <w:t xml:space="preserve"> </w:t>
-      </w:r>
-      <w:proofErr w:type="gramStart"/>
-      <w:r>
-        <w:rPr>
-          <w:rFonts w:ascii="等线 Light" w:eastAsia="等线 Light" w:hAnsi="等线 Light" w:cs="Cascadia Code ExtraLight"/>
-          <w:bCs/>
-          <w:szCs w:val="21"/>
-        </w:rPr>
-        <w:t>昆仑万维短剧</w:t>
-      </w:r>
-      <w:proofErr w:type="gramEnd"/>
-      <w:r>
-        <w:rPr>
-          <w:rFonts w:ascii="等线 Light" w:eastAsia="等线 Light" w:hAnsi="等线 Light" w:cs="Cascadia Code ExtraLight"/>
-          <w:bCs/>
-          <w:szCs w:val="21"/>
-        </w:rPr>
-        <w:t>部门是昆仑最赚钱一个部门</w:t>
-      </w:r>
-      <w:r>
-        <w:rPr>
-          <w:rFonts w:ascii="等线 Light" w:eastAsia="等线 Light" w:hAnsi="等线 Light" w:cs="Cascadia Code ExtraLight"/>
-          <w:bCs/>
-          <w:szCs w:val="21"/>
-        </w:rPr>
-        <w:t xml:space="preserve">. </w:t>
-      </w:r>
-      <w:r>
-        <w:rPr>
-          <w:rFonts w:ascii="等线 Light" w:eastAsia="等线 Light" w:hAnsi="等线 Light" w:cs="Cascadia Code ExtraLight"/>
-          <w:bCs/>
-          <w:szCs w:val="21"/>
-        </w:rPr>
-        <w:t>昆仑有一些厉害的资深专业人士</w:t>
-      </w:r>
-      <w:r>
-        <w:rPr>
-          <w:rFonts w:ascii="等线 Light" w:eastAsia="等线 Light" w:hAnsi="等线 Light" w:cs="Cascadia Code ExtraLight"/>
-          <w:bCs/>
-          <w:szCs w:val="21"/>
-        </w:rPr>
-        <w:t>,</w:t>
-      </w:r>
-      <w:r>
-        <w:rPr>
-          <w:rFonts w:ascii="等线 Light" w:eastAsia="等线 Light" w:hAnsi="等线 Light" w:cs="Cascadia Code ExtraLight"/>
-          <w:bCs/>
-          <w:szCs w:val="21"/>
-        </w:rPr>
-        <w:t xml:space="preserve"> 遇到核心项目会多部门合力到一个部门,</w:t>
-      </w:r>
-      <w:r>
-        <w:rPr>
-          <w:rFonts w:ascii="等线 Light" w:eastAsia="等线 Light" w:hAnsi="等线 Light" w:cs="Cascadia Code ExtraLight"/>
-          <w:bCs/>
-          <w:szCs w:val="21"/>
-        </w:rPr>
-        <w:t xml:space="preserve"> 把产品和商业环节下限拉高,</w:t>
-      </w:r>
-      <w:r>
-        <w:rPr>
-          <w:rFonts w:ascii="等线 Light" w:eastAsia="等线 Light" w:hAnsi="等线 Light" w:cs="Cascadia Code ExtraLight"/>
-          <w:bCs/>
-          <w:szCs w:val="21"/>
-        </w:rPr>
-        <w:t xml:space="preserve"> 对</w:t>
-      </w:r>
-      <w:r>
-        <w:rPr>
-          <w:rFonts w:ascii="等线 Light" w:eastAsia="等线 Light" w:hAnsi="等线 Light" w:cs="Cascadia Code ExtraLight" w:hint="eastAsia"/>
-          <w:bCs/>
-          <w:szCs w:val="21"/>
-        </w:rPr>
-        <w:t>出海的</w:t>
-      </w:r>
-      <w:r>
-        <w:rPr>
-          <w:rFonts w:ascii="等线 Light" w:eastAsia="等线 Light" w:hAnsi="等线 Light" w:cs="Cascadia Code ExtraLight"/>
-          <w:bCs/>
-          <w:szCs w:val="21"/>
-        </w:rPr>
-        <w:t>同类型业务</w:t>
-      </w:r>
-      <w:r>
-        <w:rPr>
-          <w:rFonts w:ascii="等线 Light" w:eastAsia="等线 Light" w:hAnsi="等线 Light" w:cs="Cascadia Code ExtraLight" w:hint="eastAsia"/>
-          <w:bCs/>
-          <w:szCs w:val="21"/>
-        </w:rPr>
-        <w:t>公司而言</w:t>
-      </w:r>
-      <w:r>
-        <w:rPr>
-          <w:rFonts w:ascii="等线 Light" w:eastAsia="等线 Light" w:hAnsi="等线 Light" w:cs="Cascadia Code ExtraLight"/>
-          <w:bCs/>
-          <w:szCs w:val="21"/>
-        </w:rPr>
-        <w:t xml:space="preserve">, </w:t>
-      </w:r>
-      <w:r>
-        <w:rPr>
-          <w:rFonts w:ascii="等线 Light" w:eastAsia="等线 Light" w:hAnsi="等线 Light" w:cs="Cascadia Code ExtraLight" w:hint="eastAsia"/>
-          <w:bCs/>
-          <w:szCs w:val="21"/>
-        </w:rPr>
-        <w:t>创意侧, 投放侧, 工程侧, 算法侧都</w:t>
-      </w:r>
-      <w:r>
-        <w:rPr>
-          <w:rFonts w:ascii="等线 Light" w:eastAsia="等线 Light" w:hAnsi="等线 Light" w:cs="Cascadia Code ExtraLight"/>
-          <w:bCs/>
-          <w:szCs w:val="21"/>
-        </w:rPr>
-        <w:t>具有很强执行力</w:t>
-      </w:r>
-      <w:r>
-        <w:rPr>
-          <w:rFonts w:ascii="等线 Light" w:eastAsia="等线 Light" w:hAnsi="等线 Light" w:cs="Cascadia Code ExtraLight" w:hint="eastAsia"/>
-          <w:bCs/>
-          <w:szCs w:val="21"/>
-        </w:rPr>
-        <w:t>和纠错能力</w:t>
-      </w:r>
-      <w:r>
-        <w:rPr>
-          <w:rFonts w:ascii="等线 Light" w:eastAsia="等线 Light" w:hAnsi="等线 Light" w:cs="Cascadia Code ExtraLight"/>
-          <w:bCs/>
-          <w:szCs w:val="21"/>
-        </w:rPr>
-        <w:t>.</w:t>
-      </w:r>
-      <w:r>
-        <w:rPr>
-          <w:rFonts w:ascii="等线 Light" w:eastAsia="等线 Light" w:hAnsi="等线 Light" w:cs="Cascadia Code ExtraLight" w:hint="eastAsia"/>
-          <w:bCs/>
-          <w:szCs w:val="21"/>
-        </w:rPr>
-        <w:t xml:space="preserve"> </w:t>
-      </w:r>
-      <w:r>
-        <w:rPr>
-          <w:rFonts w:ascii="等线 Light" w:eastAsia="等线 Light" w:hAnsi="等线 Light" w:cs="Cascadia Code ExtraLight"/>
-          <w:bCs/>
-          <w:szCs w:val="21"/>
-        </w:rPr>
-        <w:t xml:space="preserve"> </w:t>
-      </w:r>
-      <w:r>
-        <w:rPr>
-          <w:rFonts w:ascii="等线 Light" w:eastAsia="等线 Light" w:hAnsi="等线 Light" w:cs="Cascadia Code ExtraLight"/>
-          <w:bCs/>
-          <w:szCs w:val="21"/>
-        </w:rPr>
-        <w:t xml:space="preserve"> </w:t>
       </w:r>
       <w:r>
         <w:rPr>
@@ -1718,13 +1558,69 @@
           <w:szCs w:val="21"/>
         </w:rPr>
       </w:pPr>
+      <w:r>
+        <w:rPr>
+          <w:rFonts w:ascii="等线 Light" w:eastAsia="等线 Light" w:hAnsi="等线 Light" w:cs="Cascadia Code ExtraLight" w:hint="eastAsia"/>
+          <w:szCs w:val="21"/>
+        </w:rPr>
+        <w:t>AI辅助剪辑师产出</w:t>
+      </w:r>
+      <w:r>
+        <w:rPr>
+          <w:rFonts w:ascii="等线 Light" w:eastAsia="等线 Light" w:hAnsi="等线 Light" w:cs="Cascadia Code ExtraLight"/>
+          <w:szCs w:val="21"/>
+        </w:rPr>
+        <w:t>素材 (类似各类平台, 用户看见好看小短剧, 其实是一个投放广告素材)</w:t>
+      </w:r>
+      <w:r>
+        <w:rPr>
+          <w:rFonts w:ascii="等线 Light" w:eastAsia="等线 Light" w:hAnsi="等线 Light" w:cs="Cascadia Code ExtraLight" w:hint="eastAsia"/>
+          <w:szCs w:val="21"/>
+        </w:rPr>
+        <w:t xml:space="preserve"> 自己从事方向把这个素材创造</w:t>
+      </w:r>
+      <w:r>
+        <w:rPr>
+          <w:rFonts w:ascii="等线 Light" w:eastAsia="等线 Light" w:hAnsi="等线 Light" w:cs="Cascadia Code ExtraLight"/>
+          <w:szCs w:val="21"/>
+        </w:rPr>
+        <w:t>溯源还原出来</w:t>
+      </w:r>
+      <w:r>
+        <w:rPr>
+          <w:rFonts w:ascii="等线 Light" w:eastAsia="等线 Light" w:hAnsi="等线 Light" w:cs="Cascadia Code ExtraLight" w:hint="eastAsia"/>
+          <w:szCs w:val="21"/>
+        </w:rPr>
+        <w:t>(核心逆向)</w:t>
+      </w:r>
+      <w:r>
+        <w:rPr>
+          <w:rFonts w:ascii="等线 Light" w:eastAsia="等线 Light" w:hAnsi="等线 Light" w:cs="Cascadia Code ExtraLight"/>
+          <w:szCs w:val="21"/>
+        </w:rPr>
+        <w:t xml:space="preserve">, </w:t>
+      </w:r>
+      <w:r>
+        <w:rPr>
+          <w:rFonts w:ascii="等线 Light" w:eastAsia="等线 Light" w:hAnsi="等线 Light" w:cs="Cascadia Code ExtraLight" w:hint="eastAsia"/>
+          <w:szCs w:val="21"/>
+        </w:rPr>
+        <w:t>然后二次</w:t>
+      </w:r>
       <w:proofErr w:type="gramStart"/>
       <w:r>
         <w:rPr>
-          <w:rFonts w:ascii="等线 Light" w:eastAsia="等线 Light" w:hAnsi="等线 Light" w:cs="Cascadia Code ExtraLight"/>
-          <w:szCs w:val="21"/>
-        </w:rPr>
-        <w:t>竞品素材</w:t>
+          <w:rFonts w:ascii="等线 Light" w:eastAsia="等线 Light" w:hAnsi="等线 Light" w:cs="Cascadia Code ExtraLight" w:hint="eastAsia"/>
+          <w:szCs w:val="21"/>
+        </w:rPr>
+        <w:t>加工</w:t>
+      </w:r>
+      <w:r>
+        <w:rPr>
+          <w:rFonts w:ascii="等线 Light" w:eastAsia="等线 Light" w:hAnsi="等线 Light" w:cs="Cascadia Code ExtraLight"/>
+          <w:szCs w:val="21"/>
+        </w:rPr>
+        <w:t>让</w:t>
       </w:r>
       <w:proofErr w:type="gramEnd"/>
       <w:r>
@@ -1732,49 +1628,42 @@
           <w:rFonts w:ascii="等线 Light" w:eastAsia="等线 Light" w:hAnsi="等线 Light" w:cs="Cascadia Code ExtraLight"/>
           <w:szCs w:val="21"/>
         </w:rPr>
-        <w:t xml:space="preserve"> (类似各类平台, 用户看见好看小短剧, 其实是一个投放广告素材) 和 内部素材. 如何</w:t>
+        <w:t>其从单语种变为全球通用</w:t>
       </w:r>
       <w:r>
         <w:rPr>
           <w:rFonts w:ascii="等线 Light" w:eastAsia="等线 Light" w:hAnsi="等线 Light" w:cs="Cascadia Code ExtraLight" w:hint="eastAsia"/>
           <w:szCs w:val="21"/>
         </w:rPr>
-        <w:t>辅助剪辑师产出</w:t>
-      </w:r>
-      <w:r>
-        <w:rPr>
-          <w:rFonts w:ascii="等线 Light" w:eastAsia="等线 Light" w:hAnsi="等线 Light" w:cs="Cascadia Code ExtraLight"/>
-          <w:szCs w:val="21"/>
-        </w:rPr>
-        <w:t>, 怎么溯源还原出来, 让其从单语种变为全球通用</w:t>
+        <w:t>语种语音的</w:t>
+      </w:r>
+      <w:r>
+        <w:rPr>
+          <w:rFonts w:ascii="等线 Light" w:eastAsia="等线 Light" w:hAnsi="等线 Light" w:cs="Cascadia Code ExtraLight"/>
+          <w:szCs w:val="21"/>
+        </w:rPr>
+        <w:t>落地</w:t>
       </w:r>
       <w:r>
         <w:rPr>
           <w:rFonts w:ascii="等线 Light" w:eastAsia="等线 Light" w:hAnsi="等线 Light" w:cs="Cascadia Code ExtraLight" w:hint="eastAsia"/>
           <w:szCs w:val="21"/>
         </w:rPr>
-        <w:t>语种语音的</w:t>
-      </w:r>
-      <w:r>
-        <w:rPr>
-          <w:rFonts w:ascii="等线 Light" w:eastAsia="等线 Light" w:hAnsi="等线 Light" w:cs="Cascadia Code ExtraLight"/>
-          <w:szCs w:val="21"/>
-        </w:rPr>
-        <w:t>落地</w:t>
+        <w:t>方案</w:t>
       </w:r>
       <w:r>
         <w:rPr>
           <w:rFonts w:ascii="等线 Light" w:eastAsia="等线 Light" w:hAnsi="等线 Light" w:cs="Cascadia Code ExtraLight" w:hint="eastAsia"/>
           <w:szCs w:val="21"/>
         </w:rPr>
-        <w:t>方案, 快速宣发</w:t>
-      </w:r>
-      <w:r>
-        <w:rPr>
-          <w:rFonts w:ascii="等线 Light" w:eastAsia="等线 Light" w:hAnsi="等线 Light" w:cs="Cascadia Code ExtraLight"/>
-          <w:szCs w:val="21"/>
-        </w:rPr>
-        <w:t>. 这类 AI 算法</w:t>
+        <w:t xml:space="preserve">. </w:t>
+      </w:r>
+      <w:r>
+        <w:rPr>
+          <w:rFonts w:ascii="等线 Light" w:eastAsia="等线 Light" w:hAnsi="等线 Light" w:cs="Cascadia Code ExtraLight"/>
+          <w:szCs w:val="21"/>
+        </w:rPr>
+        <w:t>这类 AI 算法</w:t>
       </w:r>
       <w:r>
         <w:rPr>
@@ -1814,279 +1703,69 @@
       </w:pPr>
       <w:r>
         <w:rPr>
-          <w:rFonts w:ascii="等线 Light" w:eastAsia="等线 Light" w:hAnsi="等线 Light" w:cs="Cascadia Code ExtraLight"/>
-          <w:szCs w:val="21"/>
-        </w:rPr>
-        <w:t>相关</w:t>
-      </w:r>
-      <w:r>
-        <w:rPr>
-          <w:rFonts w:ascii="等线 Light" w:eastAsia="等线 Light" w:hAnsi="等线 Light" w:cs="Cascadia Code ExtraLight"/>
-          <w:szCs w:val="21"/>
-        </w:rPr>
-        <w:t>各类新</w:t>
-      </w:r>
-      <w:r>
-        <w:rPr>
-          <w:rFonts w:ascii="等线 Light" w:eastAsia="等线 Light" w:hAnsi="等线 Light" w:cs="Cascadia Code ExtraLight"/>
-          <w:szCs w:val="21"/>
-        </w:rPr>
-        <w:t>业务支持, 例如 AIGC 相关动态</w:t>
+          <w:rFonts w:ascii="等线 Light" w:eastAsia="等线 Light" w:hAnsi="等线 Light" w:cs="Courier New" w:hint="eastAsia"/>
+          <w:szCs w:val="21"/>
+        </w:rPr>
+        <w:t xml:space="preserve">把各类业务资深算法专家的 Demo 代码, 工程化落地, 进行商业化发布. </w:t>
       </w:r>
       <w:proofErr w:type="gramStart"/>
       <w:r>
         <w:rPr>
-          <w:rFonts w:ascii="等线 Light" w:eastAsia="等线 Light" w:hAnsi="等线 Light" w:cs="Cascadia Code ExtraLight"/>
-          <w:szCs w:val="21"/>
-        </w:rPr>
-        <w:t>漫业务</w:t>
+          <w:rFonts w:ascii="等线 Light" w:eastAsia="等线 Light" w:hAnsi="等线 Light" w:cs="Courier New" w:hint="eastAsia"/>
+          <w:szCs w:val="21"/>
+        </w:rPr>
+        <w:t>让核心</w:t>
       </w:r>
       <w:proofErr w:type="gramEnd"/>
       <w:r>
         <w:rPr>
-          <w:rFonts w:ascii="等线 Light" w:eastAsia="等线 Light" w:hAnsi="等线 Light" w:cs="Cascadia Code ExtraLight"/>
-          <w:szCs w:val="21"/>
-        </w:rPr>
-        <w:t>生成和支持. 算法</w:t>
-      </w:r>
-      <w:r>
-        <w:rPr>
-          <w:rFonts w:ascii="等线 Light" w:eastAsia="等线 Light" w:hAnsi="等线 Light" w:cs="Cascadia Code ExtraLight"/>
-          <w:szCs w:val="21"/>
-        </w:rPr>
-        <w:t>内部麻烦繁琐收官</w:t>
-      </w:r>
-      <w:r>
-        <w:rPr>
-          <w:rFonts w:ascii="等线 Light" w:eastAsia="等线 Light" w:hAnsi="等线 Light" w:cs="Cascadia Code ExtraLight"/>
-          <w:szCs w:val="21"/>
-        </w:rPr>
-        <w:t>的</w:t>
-      </w:r>
-      <w:r>
-        <w:rPr>
-          <w:rFonts w:ascii="等线 Light" w:eastAsia="等线 Light" w:hAnsi="等线 Light" w:cs="Cascadia Code ExtraLight"/>
-          <w:szCs w:val="21"/>
-        </w:rPr>
-        <w:t xml:space="preserve">事情, </w:t>
-      </w:r>
-      <w:proofErr w:type="gramStart"/>
-      <w:r>
-        <w:rPr>
-          <w:rFonts w:ascii="等线 Light" w:eastAsia="等线 Light" w:hAnsi="等线 Light" w:cs="Cascadia Code ExtraLight"/>
-          <w:szCs w:val="21"/>
-        </w:rPr>
-        <w:t>这边</w:t>
-      </w:r>
-      <w:r>
-        <w:rPr>
-          <w:rFonts w:ascii="等线 Light" w:eastAsia="等线 Light" w:hAnsi="等线 Light" w:cs="Cascadia Code ExtraLight"/>
-          <w:szCs w:val="21"/>
-        </w:rPr>
-        <w:t>想</w:t>
-      </w:r>
-      <w:proofErr w:type="gramEnd"/>
-      <w:r>
-        <w:rPr>
-          <w:rFonts w:ascii="等线 Light" w:eastAsia="等线 Light" w:hAnsi="等线 Light" w:cs="Cascadia Code ExtraLight"/>
-          <w:szCs w:val="21"/>
-        </w:rPr>
-        <w:t>办法支持</w:t>
-      </w:r>
-      <w:r>
-        <w:rPr>
-          <w:rFonts w:ascii="等线 Light" w:eastAsia="等线 Light" w:hAnsi="等线 Light" w:cs="Cascadia Code ExtraLight"/>
-          <w:szCs w:val="21"/>
-        </w:rPr>
-        <w:t>把好商业化关(demo 代码变为线上工程代码)</w:t>
-      </w:r>
-      <w:r>
-        <w:rPr>
-          <w:rFonts w:ascii="等线 Light" w:eastAsia="等线 Light" w:hAnsi="等线 Light" w:cs="Cascadia Code ExtraLight"/>
-          <w:szCs w:val="21"/>
-        </w:rPr>
-        <w:t xml:space="preserve">. 让资深算法工程师聚焦到他自己擅长模块. </w:t>
-      </w:r>
-      <w:proofErr w:type="gramStart"/>
-      <w:r>
-        <w:rPr>
-          <w:rFonts w:ascii="等线 Light" w:eastAsia="等线 Light" w:hAnsi="等线 Light" w:cs="Cascadia Code ExtraLight"/>
-          <w:szCs w:val="21"/>
-        </w:rPr>
-        <w:t>这边通过</w:t>
-      </w:r>
-      <w:proofErr w:type="gramEnd"/>
-      <w:r>
-        <w:rPr>
-          <w:rFonts w:ascii="等线 Light" w:eastAsia="等线 Light" w:hAnsi="等线 Light" w:cs="Cascadia Code ExtraLight"/>
-          <w:szCs w:val="21"/>
-        </w:rPr>
-        <w:t>技术来整合落地. 例如很多算法代码转到工程, 容易泄漏, 容易并发冲突,</w:t>
-      </w:r>
-      <w:r>
-        <w:rPr>
-          <w:rFonts w:ascii="等线 Light" w:eastAsia="等线 Light" w:hAnsi="等线 Light" w:cs="Cascadia Code ExtraLight"/>
-          <w:szCs w:val="21"/>
-        </w:rPr>
-        <w:t xml:space="preserve"> 并</w:t>
-      </w:r>
-      <w:proofErr w:type="gramStart"/>
-      <w:r>
-        <w:rPr>
-          <w:rFonts w:ascii="等线 Light" w:eastAsia="等线 Light" w:hAnsi="等线 Light" w:cs="Cascadia Code ExtraLight"/>
-          <w:szCs w:val="21"/>
-        </w:rPr>
-        <w:t>发难起量</w:t>
-      </w:r>
-      <w:proofErr w:type="gramEnd"/>
-      <w:r>
-        <w:rPr>
-          <w:rFonts w:ascii="等线 Light" w:eastAsia="等线 Light" w:hAnsi="等线 Light" w:cs="Cascadia Code ExtraLight"/>
-          <w:szCs w:val="21"/>
-        </w:rPr>
-        <w:t>,</w:t>
-      </w:r>
-      <w:r>
-        <w:rPr>
-          <w:rFonts w:ascii="等线 Light" w:eastAsia="等线 Light" w:hAnsi="等线 Light" w:cs="Cascadia Code ExtraLight"/>
-          <w:szCs w:val="21"/>
-        </w:rPr>
-        <w:t xml:space="preserve"> </w:t>
-      </w:r>
-      <w:r>
-        <w:rPr>
-          <w:rFonts w:ascii="等线 Light" w:eastAsia="等线 Light" w:hAnsi="等线 Light" w:cs="Cascadia Code ExtraLight"/>
-          <w:szCs w:val="21"/>
-        </w:rPr>
-        <w:t>大部分demo 代码, 需要落地, 或者对外提供服务, 提供运</w:t>
-      </w:r>
-      <w:proofErr w:type="gramStart"/>
-      <w:r>
-        <w:rPr>
-          <w:rFonts w:ascii="等线 Light" w:eastAsia="等线 Light" w:hAnsi="等线 Light" w:cs="Cascadia Code ExtraLight"/>
-          <w:szCs w:val="21"/>
-        </w:rPr>
-        <w:t>维支持</w:t>
-      </w:r>
-      <w:proofErr w:type="gramEnd"/>
-      <w:r>
-        <w:rPr>
-          <w:rFonts w:ascii="等线 Light" w:eastAsia="等线 Light" w:hAnsi="等线 Light" w:cs="Cascadia Code ExtraLight"/>
-          <w:szCs w:val="21"/>
-        </w:rPr>
-        <w:t xml:space="preserve">, </w:t>
-      </w:r>
-      <w:r>
-        <w:rPr>
-          <w:rFonts w:ascii="等线 Light" w:eastAsia="等线 Light" w:hAnsi="等线 Light" w:cs="Cascadia Code ExtraLight" w:hint="eastAsia"/>
-          <w:szCs w:val="21"/>
-        </w:rPr>
-        <w:t>自己</w:t>
-      </w:r>
-      <w:r>
-        <w:rPr>
-          <w:rFonts w:ascii="等线 Light" w:eastAsia="等线 Light" w:hAnsi="等线 Light" w:cs="Cascadia Code ExtraLight"/>
-          <w:szCs w:val="21"/>
-        </w:rPr>
-        <w:t>擅长这块. 简单算法工作这边</w:t>
-      </w:r>
-      <w:r>
-        <w:rPr>
-          <w:rFonts w:ascii="等线 Light" w:eastAsia="等线 Light" w:hAnsi="等线 Light" w:cs="Cascadia Code ExtraLight" w:hint="eastAsia"/>
-          <w:szCs w:val="21"/>
-        </w:rPr>
-        <w:t>独立全套落地</w:t>
-      </w:r>
-      <w:r>
-        <w:rPr>
-          <w:rFonts w:ascii="等线 Light" w:eastAsia="等线 Light" w:hAnsi="等线 Light" w:cs="Cascadia Code ExtraLight"/>
-          <w:szCs w:val="21"/>
-        </w:rPr>
-        <w:t xml:space="preserve">, 例如分析一些多模态业务问题, </w:t>
-      </w:r>
-      <w:proofErr w:type="gramStart"/>
-      <w:r>
-        <w:rPr>
-          <w:rFonts w:ascii="等线 Light" w:eastAsia="等线 Light" w:hAnsi="等线 Light" w:cs="Cascadia Code ExtraLight"/>
-          <w:szCs w:val="21"/>
-        </w:rPr>
-        <w:t>鉴黄</w:t>
-      </w:r>
-      <w:proofErr w:type="gramEnd"/>
-      <w:r>
-        <w:rPr>
-          <w:rFonts w:ascii="等线 Light" w:eastAsia="等线 Light" w:hAnsi="等线 Light" w:cs="Cascadia Code ExtraLight"/>
-          <w:szCs w:val="21"/>
-        </w:rPr>
-        <w:t xml:space="preserve">, 海报宣传, AI 原创素材, </w:t>
+          <w:rFonts w:ascii="等线 Light" w:eastAsia="等线 Light" w:hAnsi="等线 Light" w:cs="Courier New" w:hint="eastAsia"/>
+          <w:szCs w:val="21"/>
+        </w:rPr>
+        <w:t xml:space="preserve">算法专家更聚焦自己那块. 这边来处理 输入输出, 持久化, 泄漏, 并发冲突, 增加机器并发, 工程部门之间数据流转. 运维上线, 线上问题追踪和修复. </w:t>
+      </w:r>
+      <w:r>
+        <w:rPr>
+          <w:rFonts w:ascii="等线 Light" w:eastAsia="等线 Light" w:hAnsi="等线 Light" w:cs="Courier New" w:hint="eastAsia"/>
+          <w:szCs w:val="21"/>
+        </w:rPr>
+        <w:t>事后数据统计和播报.</w:t>
+      </w:r>
+    </w:p>
+    <w:p>
+      <w:pPr>
+        <w:numPr>
+          <w:ilvl w:val="0"/>
+          <w:numId w:val="2"/>
+        </w:numPr>
+        <w:ind w:firstLine="420"/>
+        <w:rPr>
+          <w:rFonts w:ascii="等线 Light" w:eastAsia="等线 Light" w:hAnsi="等线 Light" w:cs="Courier New"/>
+          <w:szCs w:val="21"/>
+        </w:rPr>
+      </w:pPr>
+      <w:r>
+        <w:rPr>
+          <w:rFonts w:ascii="等线 Light" w:eastAsia="等线 Light" w:hAnsi="等线 Light" w:cs="Courier New" w:hint="eastAsia"/>
+          <w:szCs w:val="21"/>
+        </w:rPr>
+        <w:t xml:space="preserve">agent 相关业务开发, 例如 AIGC 动态漫, 视频生成. 词语分析音频视频相关开源库和相关商业大模型 </w:t>
       </w:r>
       <w:proofErr w:type="spellStart"/>
       <w:r>
         <w:rPr>
-          <w:rFonts w:ascii="等线 Light" w:eastAsia="等线 Light" w:hAnsi="等线 Light" w:cs="Cascadia Code ExtraLight"/>
-          <w:szCs w:val="21"/>
-        </w:rPr>
-        <w:t>comfyui</w:t>
+          <w:rFonts w:ascii="等线 Light" w:eastAsia="等线 Light" w:hAnsi="等线 Light" w:cs="Courier New" w:hint="eastAsia"/>
+          <w:szCs w:val="21"/>
+        </w:rPr>
+        <w:t>api</w:t>
       </w:r>
       <w:proofErr w:type="spellEnd"/>
       <w:r>
         <w:rPr>
-          <w:rFonts w:ascii="等线 Light" w:eastAsia="等线 Light" w:hAnsi="等线 Light" w:cs="Cascadia Code ExtraLight"/>
-          <w:szCs w:val="21"/>
-        </w:rPr>
-        <w:t xml:space="preserve"> 工作</w:t>
-      </w:r>
-      <w:proofErr w:type="gramStart"/>
-      <w:r>
-        <w:rPr>
-          <w:rFonts w:ascii="等线 Light" w:eastAsia="等线 Light" w:hAnsi="等线 Light" w:cs="Cascadia Code ExtraLight"/>
-          <w:szCs w:val="21"/>
-        </w:rPr>
-        <w:t>流或者</w:t>
-      </w:r>
-      <w:proofErr w:type="gramEnd"/>
-      <w:r>
-        <w:rPr>
-          <w:rFonts w:ascii="等线 Light" w:eastAsia="等线 Light" w:hAnsi="等线 Light" w:cs="Cascadia Code ExtraLight"/>
-          <w:szCs w:val="21"/>
-        </w:rPr>
-        <w:t xml:space="preserve">其他开发算法模块的定制开发. </w:t>
-      </w:r>
-      <w:r>
-        <w:rPr>
-          <w:rFonts w:ascii="等线 Light" w:eastAsia="等线 Light" w:hAnsi="等线 Light" w:cs="Cascadia Code ExtraLight"/>
-          <w:szCs w:val="21"/>
-        </w:rPr>
-        <w:t>还有一些词源音视频算法研究和落地工作.</w:t>
-      </w:r>
-      <w:r>
-        <w:rPr>
-          <w:rFonts w:ascii="等线 Light" w:eastAsia="等线 Light" w:hAnsi="等线 Light" w:cs="Cascadia Code ExtraLight"/>
-          <w:szCs w:val="21"/>
-        </w:rPr>
-        <w:t xml:space="preserve"> 还有很多一些零星业务尝试</w:t>
-      </w:r>
-      <w:r>
-        <w:rPr>
-          <w:rFonts w:ascii="等线 Light" w:eastAsia="等线 Light" w:hAnsi="等线 Light" w:cs="Cascadia Code ExtraLight" w:hint="eastAsia"/>
-          <w:szCs w:val="21"/>
-        </w:rPr>
-        <w:t>, 例如简答模拟角色聊天, 人</w:t>
-      </w:r>
-      <w:r>
-        <w:rPr>
-          <w:rFonts w:ascii="等线 Light" w:eastAsia="等线 Light" w:hAnsi="等线 Light" w:cs="Cascadia Code ExtraLight" w:hint="eastAsia"/>
-          <w:szCs w:val="21"/>
-        </w:rPr>
-        <w:lastRenderedPageBreak/>
-        <w:t>脸标注等</w:t>
-      </w:r>
-      <w:r>
-        <w:rPr>
-          <w:rFonts w:ascii="等线 Light" w:eastAsia="等线 Light" w:hAnsi="等线 Light" w:cs="Courier New" w:hint="eastAsia"/>
-          <w:szCs w:val="21"/>
-        </w:rPr>
-        <w:t xml:space="preserve"> </w:t>
+          <w:rFonts w:ascii="等线 Light" w:eastAsia="等线 Light" w:hAnsi="等线 Light" w:cs="Courier New" w:hint="eastAsia"/>
+          <w:szCs w:val="21"/>
+        </w:rPr>
+        <w:t xml:space="preserve"> 二次开发等</w:t>
       </w:r>
     </w:p>
     <w:p>
@@ -2517,7 +2196,16 @@
           <w:bCs/>
           <w:szCs w:val="21"/>
         </w:rPr>
-        <w:t xml:space="preserve"> 国际化电商迭代非常快, 基本架构组 1 </w:t>
+        <w:t xml:space="preserve"> 国际化</w:t>
+      </w:r>
+      <w:r>
+        <w:rPr>
+          <w:rFonts w:ascii="等线 Light" w:eastAsia="等线 Light" w:hAnsi="等线 Light" w:cs="Cascadia Code ExtraLight"/>
+          <w:bCs/>
+          <w:szCs w:val="21"/>
+        </w:rPr>
+        <w:lastRenderedPageBreak/>
+        <w:t xml:space="preserve">电商迭代非常快, 基本架构组 1 </w:t>
       </w:r>
       <w:proofErr w:type="gramStart"/>
       <w:r>
@@ -4303,51 +3991,21 @@
           <w:rFonts w:ascii="等线 Light" w:eastAsia="等线 Light" w:hAnsi="等线 Light" w:cs="Cascadia Code ExtraLight"/>
           <w:szCs w:val="21"/>
         </w:rPr>
-        <w:t xml:space="preserve">服务开发支持) </w:t>
-      </w:r>
-      <w:proofErr w:type="gramStart"/>
-      <w:r>
-        <w:rPr>
-          <w:rFonts w:ascii="等线 Light" w:eastAsia="等线 Light" w:hAnsi="等线 Light" w:cs="Cascadia Code ExtraLight"/>
-          <w:szCs w:val="21"/>
-        </w:rPr>
-        <w:t>都奋斗</w:t>
-      </w:r>
-      <w:proofErr w:type="gramEnd"/>
-      <w:r>
-        <w:rPr>
-          <w:rFonts w:ascii="等线 Light" w:eastAsia="等线 Light" w:hAnsi="等线 Light" w:cs="Cascadia Code ExtraLight"/>
-          <w:szCs w:val="21"/>
-        </w:rPr>
-        <w:t>过. 其中游戏云生态事业部开发</w:t>
-      </w:r>
-      <w:r>
-        <w:rPr>
-          <w:rFonts w:ascii="等线 Light" w:eastAsia="等线 Light" w:hAnsi="等线 Light" w:cs="Cascadia Code ExtraLight"/>
-          <w:szCs w:val="21"/>
-        </w:rPr>
-        <w:t>和支持</w:t>
-      </w:r>
-      <w:r>
-        <w:rPr>
-          <w:rFonts w:ascii="等线 Light" w:eastAsia="等线 Light" w:hAnsi="等线 Light" w:cs="Cascadia Code ExtraLight"/>
-          <w:szCs w:val="21"/>
-        </w:rPr>
-        <w:t>的时间最长</w:t>
-      </w:r>
-      <w:r>
-        <w:rPr>
-          <w:rFonts w:ascii="等线 Light" w:eastAsia="等线 Light" w:hAnsi="等线 Light" w:cs="Cascadia Code ExtraLight"/>
-          <w:szCs w:val="21"/>
-        </w:rPr>
-        <w:t xml:space="preserve">, </w:t>
-      </w:r>
-      <w:r>
-        <w:rPr>
-          <w:rFonts w:ascii="等线 Light" w:eastAsia="等线 Light" w:hAnsi="等线 Light" w:cs="Cascadia Code ExtraLight"/>
-          <w:szCs w:val="21"/>
-        </w:rPr>
-        <w:t xml:space="preserve">力度最大. 从脚手架补充到中间件构建, </w:t>
+        <w:t>服务开发支持).</w:t>
+      </w:r>
+      <w:r>
+        <w:rPr>
+          <w:rFonts w:ascii="等线 Light" w:eastAsia="等线 Light" w:hAnsi="等线 Light" w:cs="Cascadia Code ExtraLight" w:hint="eastAsia"/>
+          <w:szCs w:val="21"/>
+        </w:rPr>
+        <w:t xml:space="preserve"> </w:t>
+      </w:r>
+      <w:r>
+        <w:rPr>
+          <w:rFonts w:ascii="等线 Light" w:eastAsia="等线 Light" w:hAnsi="等线 Light" w:cs="Cascadia Code ExtraLight"/>
+          <w:szCs w:val="21"/>
+        </w:rPr>
+        <w:t xml:space="preserve">从脚手架补充到中间件构建, </w:t>
       </w:r>
       <w:proofErr w:type="gramStart"/>
       <w:r>
@@ -4904,7 +4562,6 @@
           <w:b/>
           <w:szCs w:val="21"/>
         </w:rPr>
-        <w:lastRenderedPageBreak/>
         <w:t>工作</w:t>
       </w:r>
       <w:r>
@@ -5045,55 +4702,6 @@
         </w:rPr>
         <w:t xml:space="preserve"> PC端, 手机端, SDK端等. </w:t>
       </w:r>
-      <w:proofErr w:type="gramStart"/>
-      <w:r>
-        <w:rPr>
-          <w:rFonts w:ascii="等线 Light" w:eastAsia="等线 Light" w:hAnsi="等线 Light" w:cs="Cascadia Code ExtraLight"/>
-          <w:szCs w:val="21"/>
-        </w:rPr>
-        <w:t>炫</w:t>
-      </w:r>
-      <w:proofErr w:type="gramEnd"/>
-      <w:r>
-        <w:rPr>
-          <w:rFonts w:ascii="等线 Light" w:eastAsia="等线 Light" w:hAnsi="等线 Light" w:cs="Cascadia Code ExtraLight"/>
-          <w:szCs w:val="21"/>
-        </w:rPr>
-        <w:t>舞是</w:t>
-      </w:r>
-      <w:r>
-        <w:rPr>
-          <w:rFonts w:ascii="等线 Light" w:eastAsia="等线 Light" w:hAnsi="等线 Light" w:cs="Cascadia Code ExtraLight"/>
-        </w:rPr>
-        <w:t>一款</w:t>
-      </w:r>
-      <w:r>
-        <w:rPr>
-          <w:rFonts w:ascii="等线 Light" w:eastAsia="等线 Light" w:hAnsi="等线 Light" w:cs="Cascadia Code ExtraLight"/>
-          <w:szCs w:val="21"/>
-        </w:rPr>
-        <w:t>大型</w:t>
-      </w:r>
-      <w:r>
-        <w:rPr>
-          <w:rFonts w:ascii="等线 Light" w:eastAsia="等线 Light" w:hAnsi="等线 Light" w:cs="Cascadia Code ExtraLight"/>
-        </w:rPr>
-        <w:t>休闲, 时尚, 交友的在线多人3D界面音乐舞蹈游戏. 鼎盛时期创造了260万同时在线. 至今仍活跃</w:t>
-      </w:r>
-      <w:proofErr w:type="gramStart"/>
-      <w:r>
-        <w:rPr>
-          <w:rFonts w:ascii="等线 Light" w:eastAsia="等线 Light" w:hAnsi="等线 Light" w:cs="Cascadia Code ExtraLight"/>
-        </w:rPr>
-        <w:t>在端游的</w:t>
-      </w:r>
-      <w:proofErr w:type="gramEnd"/>
-      <w:r>
-        <w:rPr>
-          <w:rFonts w:ascii="等线 Light" w:eastAsia="等线 Light" w:hAnsi="等线 Light" w:cs="Cascadia Code ExtraLight"/>
-        </w:rPr>
-        <w:t>排行榜上. 当然这是无数经验老道的伙伴拼命加班的结果.</w:t>
-      </w:r>
     </w:p>
     <w:p>
       <w:pPr>
@@ -5221,6 +4829,7 @@
           <w:rFonts w:ascii="等线 Light" w:eastAsia="等线 Light" w:hAnsi="等线 Light" w:cs="Cascadia Code ExtraLight"/>
           <w:szCs w:val="21"/>
         </w:rPr>
+        <w:lastRenderedPageBreak/>
         <w:t xml:space="preserve">2. </w:t>
       </w:r>
       <w:r>
@@ -5833,15 +5442,7 @@
           <w:sz w:val="21"/>
           <w:szCs w:val="21"/>
         </w:rPr>
-        <w:t xml:space="preserve"> 项目组最后被砍,</w:t>
-      </w:r>
-      <w:r>
-        <w:rPr>
-          <w:rFonts w:ascii="等线 Light" w:eastAsia="等线 Light" w:hAnsi="等线 Light" w:cs="Cascadia Code ExtraLight"/>
-          <w:sz w:val="21"/>
-          <w:szCs w:val="21"/>
-        </w:rPr>
-        <w:t xml:space="preserve"> 依稀记得当初老大带着我们奋斗过太多不眠之夜. </w:t>
+        <w:t xml:space="preserve"> </w:t>
       </w:r>
     </w:p>
     <w:p>

--- a/backup/求职-开发工程师-王志-18612350941.docx
+++ b/backup/求职-开发工程师-王志-18612350941.docx
@@ -200,7 +200,7 @@
           <w:rFonts w:ascii="等线 Light" w:eastAsia="等线 Light" w:hAnsi="等线 Light" w:cs="Courier New"/>
           <w:szCs w:val="21"/>
         </w:rPr>
-        <w:t>GITHUP</w:t>
+        <w:t>GitHub</w:t>
       </w:r>
       <w:proofErr w:type="gramStart"/>
       <w:r>
@@ -484,42 +484,21 @@
           <w:rFonts w:ascii="等线 Light" w:eastAsia="等线 Light" w:hAnsi="等线 Light" w:cs="Cascadia Code ExtraLight" w:hint="eastAsia"/>
           <w:szCs w:val="21"/>
         </w:rPr>
+        <w:t xml:space="preserve"> 有</w:t>
+      </w:r>
+      <w:r>
+        <w:rPr>
+          <w:rFonts w:ascii="等线 Light" w:eastAsia="等线 Light" w:hAnsi="等线 Light" w:cs="Cascadia Code ExtraLight"/>
+          <w:szCs w:val="21"/>
+        </w:rPr>
+        <w:t>一年半 AI Agent 算法业务开发经验</w:t>
+      </w:r>
+      <w:r>
+        <w:rPr>
+          <w:rFonts w:ascii="等线 Light" w:eastAsia="等线 Light" w:hAnsi="等线 Light" w:cs="Cascadia Code ExtraLight"/>
+          <w:szCs w:val="21"/>
+        </w:rPr>
         <w:t xml:space="preserve"> </w:t>
-      </w:r>
-      <w:r>
-        <w:rPr>
-          <w:rFonts w:ascii="等线 Light" w:eastAsia="等线 Light" w:hAnsi="等线 Light" w:cs="Cascadia Code ExtraLight" w:hint="eastAsia"/>
-          <w:szCs w:val="21"/>
-        </w:rPr>
-        <w:t>有</w:t>
-      </w:r>
-      <w:r>
-        <w:rPr>
-          <w:rFonts w:ascii="等线 Light" w:eastAsia="等线 Light" w:hAnsi="等线 Light" w:cs="Cascadia Code ExtraLight" w:hint="eastAsia"/>
-          <w:szCs w:val="21"/>
-        </w:rPr>
-        <w:t>一年半</w:t>
-      </w:r>
-      <w:r>
-        <w:rPr>
-          <w:rFonts w:ascii="等线 Light" w:eastAsia="等线 Light" w:hAnsi="等线 Light" w:cs="Cascadia Code ExtraLight"/>
-          <w:szCs w:val="21"/>
-        </w:rPr>
-        <w:t xml:space="preserve">Agent </w:t>
-      </w:r>
-      <w:r>
-        <w:rPr>
-          <w:rFonts w:ascii="等线 Light" w:eastAsia="等线 Light" w:hAnsi="等线 Light" w:cs="Cascadia Code ExtraLight" w:hint="eastAsia"/>
-          <w:szCs w:val="21"/>
-        </w:rPr>
-        <w:t>算法</w:t>
-      </w:r>
-      <w:r>
-        <w:rPr>
-          <w:rFonts w:ascii="等线 Light" w:eastAsia="等线 Light" w:hAnsi="等线 Light" w:cs="Cascadia Code ExtraLight"/>
-          <w:szCs w:val="21"/>
-        </w:rPr>
-        <w:t xml:space="preserve">业务开发经验 </w:t>
       </w:r>
     </w:p>
     <w:p>
@@ -546,21 +525,14 @@
           <w:rFonts w:ascii="等线 Light" w:eastAsia="等线 Light" w:hAnsi="等线 Light" w:cs="Cascadia Code ExtraLight"/>
           <w:szCs w:val="21"/>
         </w:rPr>
-        <w:t xml:space="preserve">. 掌握数据结构基础, 具备 </w:t>
-      </w:r>
-      <w:r>
-        <w:rPr>
-          <w:rFonts w:ascii="等线 Light" w:eastAsia="等线 Light" w:hAnsi="等线 Light" w:cs="Cascadia Code ExtraLight"/>
-          <w:szCs w:val="21"/>
-        </w:rPr>
-        <w:t>S</w:t>
-      </w:r>
-      <w:r>
-        <w:rPr>
-          <w:rFonts w:ascii="等线 Light" w:eastAsia="等线 Light" w:hAnsi="等线 Light" w:cs="Cascadia Code ExtraLight"/>
-          <w:szCs w:val="21"/>
-        </w:rPr>
-        <w:t>ystem 编码和设计能力</w:t>
+        <w:t xml:space="preserve">. </w:t>
+      </w:r>
+      <w:r>
+        <w:rPr>
+          <w:rFonts w:ascii="等线 Light" w:eastAsia="等线 Light" w:hAnsi="等线 Light" w:cs="Cascadia Code ExtraLight"/>
+          <w:szCs w:val="21"/>
+        </w:rPr>
+        <w:t>掌握数据结构基础知识，具备系统编程与系统设计能力</w:t>
       </w:r>
     </w:p>
     <w:p>
@@ -584,7 +556,28 @@
           <w:rFonts w:ascii="等线 Light" w:eastAsia="等线 Light" w:hAnsi="等线 Light" w:cs="Cascadia Code ExtraLight"/>
           <w:szCs w:val="21"/>
         </w:rPr>
-        <w:t>. 良好 C, Go 基础, 了解 C++, 能快速调研上手新语言和框架</w:t>
+        <w:t xml:space="preserve">. </w:t>
+      </w:r>
+      <w:r>
+        <w:rPr>
+          <w:rFonts w:ascii="等线 Light" w:eastAsia="等线 Light" w:hAnsi="等线 Light" w:cs="Cascadia Code ExtraLight" w:hint="eastAsia"/>
+          <w:szCs w:val="21"/>
+        </w:rPr>
+        <w:t>良好</w:t>
+      </w:r>
+      <w:r>
+        <w:rPr>
+          <w:rFonts w:ascii="等线 Light" w:eastAsia="等线 Light" w:hAnsi="等线 Light" w:cs="Cascadia Code ExtraLight"/>
+          <w:szCs w:val="21"/>
+        </w:rPr>
+        <w:t>的 C、Go 基础，了解 C++</w:t>
+      </w:r>
+      <w:r>
+        <w:rPr>
+          <w:rFonts w:ascii="等线 Light" w:eastAsia="等线 Light" w:hAnsi="等线 Light" w:cs="Cascadia Code ExtraLight"/>
+          <w:szCs w:val="21"/>
+        </w:rPr>
+        <w:t>, 能快速调研上手新语言和框架</w:t>
       </w:r>
     </w:p>
     <w:p>
@@ -707,14 +700,35 @@
           <w:rFonts w:ascii="等线 Light" w:eastAsia="等线 Light" w:hAnsi="等线 Light" w:cs="Cascadia Code ExtraLight"/>
           <w:szCs w:val="21"/>
         </w:rPr>
-        <w:t xml:space="preserve">自驱力强, </w:t>
-      </w:r>
-      <w:r>
-        <w:rPr>
-          <w:rFonts w:ascii="等线 Light" w:eastAsia="等线 Light" w:hAnsi="等线 Light" w:cs="Cascadia Code ExtraLight"/>
-          <w:szCs w:val="21"/>
-        </w:rPr>
-        <w:t>良好的沟通团队合作精神</w:t>
+        <w:t>自驱力强，</w:t>
+      </w:r>
+      <w:r>
+        <w:rPr>
+          <w:rFonts w:ascii="等线 Light" w:eastAsia="等线 Light" w:hAnsi="等线 Light" w:cs="Cascadia Code ExtraLight" w:hint="eastAsia"/>
+          <w:szCs w:val="21"/>
+        </w:rPr>
+        <w:t>良好的</w:t>
+      </w:r>
+      <w:r>
+        <w:rPr>
+          <w:rFonts w:ascii="等线 Light" w:eastAsia="等线 Light" w:hAnsi="等线 Light" w:cs="Cascadia Code ExtraLight" w:hint="eastAsia"/>
+          <w:szCs w:val="21"/>
+        </w:rPr>
+        <w:t>团队</w:t>
+      </w:r>
+      <w:r>
+        <w:rPr>
+          <w:rFonts w:ascii="等线 Light" w:eastAsia="等线 Light" w:hAnsi="等线 Light" w:cs="Cascadia Code ExtraLight" w:hint="eastAsia"/>
+          <w:szCs w:val="21"/>
+        </w:rPr>
+        <w:t>沟通</w:t>
+      </w:r>
+      <w:r>
+        <w:rPr>
+          <w:rFonts w:ascii="等线 Light" w:eastAsia="等线 Light" w:hAnsi="等线 Light" w:cs="Cascadia Code ExtraLight" w:hint="eastAsia"/>
+          <w:szCs w:val="21"/>
+        </w:rPr>
+        <w:t>合作精神</w:t>
       </w:r>
     </w:p>
     <w:p>
@@ -1006,16 +1020,7 @@
           <w:sz w:val="24"/>
           <w:szCs w:val="24"/>
         </w:rPr>
-        <w:t>算法</w:t>
-      </w:r>
-      <w:r>
-        <w:rPr>
-          <w:rFonts w:ascii="等线 Light" w:eastAsia="等线 Light" w:hAnsi="等线 Light" w:cs="Courier New" w:hint="eastAsia"/>
-          <w:b/>
-          <w:sz w:val="24"/>
-          <w:szCs w:val="24"/>
-        </w:rPr>
-        <w:t>a</w:t>
+        <w:t>AI A</w:t>
       </w:r>
       <w:r>
         <w:rPr>
@@ -1161,6 +1166,14 @@
         </w:rPr>
         <w:tab/>
       </w:r>
+      <w:r>
+        <w:rPr>
+          <w:rFonts w:ascii="等线 Light" w:eastAsia="等线 Light" w:hAnsi="等线 Light" w:cs="Cascadia Code ExtraLight"/>
+          <w:bCs/>
+          <w:szCs w:val="21"/>
+        </w:rPr>
+        <w:t>在</w:t>
+      </w:r>
       <w:proofErr w:type="gramStart"/>
       <w:r>
         <w:rPr>
@@ -1168,24 +1181,84 @@
           <w:bCs/>
           <w:szCs w:val="21"/>
         </w:rPr>
-        <w:t>昆仑万维</w:t>
-      </w:r>
+        <w:t>昆仑万维短剧</w:t>
+      </w:r>
+      <w:proofErr w:type="gramEnd"/>
+      <w:r>
+        <w:rPr>
+          <w:rFonts w:ascii="等线 Light" w:eastAsia="等线 Light" w:hAnsi="等线 Light" w:cs="Cascadia Code ExtraLight"/>
+          <w:bCs/>
+          <w:szCs w:val="21"/>
+        </w:rPr>
+        <w:t>业务部门负责工程开发、算法研发及运</w:t>
+      </w:r>
+      <w:proofErr w:type="gramStart"/>
+      <w:r>
+        <w:rPr>
+          <w:rFonts w:ascii="等线 Light" w:eastAsia="等线 Light" w:hAnsi="等线 Light" w:cs="Cascadia Code ExtraLight"/>
+          <w:bCs/>
+          <w:szCs w:val="21"/>
+        </w:rPr>
+        <w:t>维支持</w:t>
+      </w:r>
+      <w:proofErr w:type="gramEnd"/>
       <w:r>
         <w:rPr>
           <w:rFonts w:ascii="等线 Light" w:eastAsia="等线 Light" w:hAnsi="等线 Light" w:cs="Cascadia Code ExtraLight" w:hint="eastAsia"/>
           <w:bCs/>
           <w:szCs w:val="21"/>
         </w:rPr>
-        <w:t>的</w:t>
+        <w:t xml:space="preserve">. </w:t>
+      </w:r>
+      <w:r>
+        <w:rPr>
+          <w:rFonts w:ascii="等线 Light" w:eastAsia="等线 Light" w:hAnsi="等线 Light" w:cs="Cascadia Code ExtraLight"/>
+          <w:b/>
+          <w:szCs w:val="21"/>
+        </w:rPr>
+        <w:t>最近一次绩效为 M+</w:t>
+      </w:r>
+      <w:r>
+        <w:rPr>
+          <w:rFonts w:ascii="等线 Light" w:eastAsia="等线 Light" w:hAnsi="等线 Light" w:cs="Cascadia Code ExtraLight" w:hint="eastAsia"/>
+          <w:bCs/>
+          <w:szCs w:val="21"/>
+        </w:rPr>
+        <w:t>,</w:t>
+      </w:r>
+      <w:r>
+        <w:rPr>
+          <w:rFonts w:ascii="等线 Light" w:eastAsia="等线 Light" w:hAnsi="等线 Light" w:cs="Cascadia Code ExtraLight"/>
+          <w:bCs/>
+          <w:szCs w:val="21"/>
+        </w:rPr>
+        <w:t>并</w:t>
+      </w:r>
+      <w:r>
+        <w:rPr>
+          <w:rFonts w:ascii="等线 Light" w:eastAsia="等线 Light" w:hAnsi="等线 Light" w:cs="Cascadia Code ExtraLight"/>
+          <w:b/>
+          <w:szCs w:val="21"/>
+        </w:rPr>
+        <w:t>获</w:t>
+      </w:r>
+      <w:proofErr w:type="gramStart"/>
+      <w:r>
+        <w:rPr>
+          <w:rFonts w:ascii="等线 Light" w:eastAsia="等线 Light" w:hAnsi="等线 Light" w:cs="Cascadia Code ExtraLight"/>
+          <w:b/>
+          <w:szCs w:val="21"/>
+        </w:rPr>
+        <w:t>评集团</w:t>
       </w:r>
       <w:proofErr w:type="gramEnd"/>
       <w:r>
         <w:rPr>
           <w:rFonts w:ascii="等线 Light" w:eastAsia="等线 Light" w:hAnsi="等线 Light" w:cs="Cascadia Code ExtraLight"/>
-          <w:bCs/>
-          <w:szCs w:val="21"/>
-        </w:rPr>
-        <w:t>短剧部门</w:t>
+          <w:b/>
+          <w:szCs w:val="21"/>
+        </w:rPr>
+        <w:t>年度优秀员工（前 1%）</w:t>
       </w:r>
       <w:r>
         <w:rPr>
@@ -1193,15 +1266,15 @@
           <w:bCs/>
           <w:szCs w:val="21"/>
         </w:rPr>
-        <w:t>工作内容包括</w:t>
-      </w:r>
-      <w:r>
-        <w:rPr>
-          <w:rFonts w:ascii="等线 Light" w:eastAsia="等线 Light" w:hAnsi="等线 Light" w:cs="Cascadia Code ExtraLight"/>
-          <w:bCs/>
-          <w:szCs w:val="21"/>
-        </w:rPr>
-        <w:t>工程开发, 算法</w:t>
+        <w:t xml:space="preserve">. </w:t>
+      </w:r>
+      <w:r>
+        <w:rPr>
+          <w:rFonts w:ascii="等线 Light" w:eastAsia="等线 Light" w:hAnsi="等线 Light" w:cs="Cascadia Code ExtraLight"/>
+          <w:bCs/>
+          <w:szCs w:val="21"/>
+        </w:rPr>
+        <w:t>主要</w:t>
       </w:r>
       <w:r>
         <w:rPr>
@@ -1209,341 +1282,341 @@
           <w:bCs/>
           <w:szCs w:val="21"/>
         </w:rPr>
-        <w:t>研发</w:t>
-      </w:r>
-      <w:r>
-        <w:rPr>
-          <w:rFonts w:ascii="等线 Light" w:eastAsia="等线 Light" w:hAnsi="等线 Light" w:cs="Cascadia Code ExtraLight"/>
-          <w:bCs/>
-          <w:szCs w:val="21"/>
-        </w:rPr>
-        <w:t>, 运</w:t>
+        <w:t>工作</w:t>
+      </w:r>
+      <w:r>
+        <w:rPr>
+          <w:rFonts w:ascii="等线 Light" w:eastAsia="等线 Light" w:hAnsi="等线 Light" w:cs="Cascadia Code ExtraLight" w:hint="eastAsia"/>
+          <w:bCs/>
+          <w:szCs w:val="21"/>
+        </w:rPr>
+        <w:t>深挖</w:t>
+      </w:r>
+      <w:r>
+        <w:rPr>
+          <w:rFonts w:ascii="等线 Light" w:eastAsia="等线 Light" w:hAnsi="等线 Light" w:cs="Cascadia Code ExtraLight"/>
+          <w:bCs/>
+          <w:szCs w:val="21"/>
+        </w:rPr>
+        <w:t>短剧素材投放相关算法</w:t>
+      </w:r>
+      <w:r>
+        <w:rPr>
+          <w:rFonts w:ascii="等线 Light" w:eastAsia="等线 Light" w:hAnsi="等线 Light" w:cs="Cascadia Code ExtraLight" w:hint="eastAsia"/>
+          <w:bCs/>
+          <w:szCs w:val="21"/>
+        </w:rPr>
+        <w:t>研究并线上</w:t>
+      </w:r>
+      <w:r>
+        <w:rPr>
+          <w:rFonts w:ascii="等线 Light" w:eastAsia="等线 Light" w:hAnsi="等线 Light" w:cs="Cascadia Code ExtraLight"/>
+          <w:bCs/>
+          <w:szCs w:val="21"/>
+        </w:rPr>
+        <w:t>落地</w:t>
+      </w:r>
+      <w:r>
+        <w:rPr>
+          <w:rFonts w:ascii="等线 Light" w:eastAsia="等线 Light" w:hAnsi="等线 Light" w:cs="Cascadia Code ExtraLight" w:hint="eastAsia"/>
+          <w:bCs/>
+          <w:szCs w:val="21"/>
+        </w:rPr>
+        <w:t>产生商业化价值</w:t>
+      </w:r>
+      <w:r>
+        <w:rPr>
+          <w:rFonts w:ascii="等线 Light" w:eastAsia="等线 Light" w:hAnsi="等线 Light" w:cs="Cascadia Code ExtraLight"/>
+          <w:bCs/>
+          <w:szCs w:val="21"/>
+        </w:rPr>
+        <w:t>.</w:t>
+      </w:r>
+      <w:r>
+        <w:rPr>
+          <w:rFonts w:ascii="等线 Light" w:eastAsia="等线 Light" w:hAnsi="等线 Light" w:cs="Cascadia Code ExtraLight"/>
+          <w:bCs/>
+          <w:szCs w:val="21"/>
+        </w:rPr>
+        <w:t xml:space="preserve"> </w:t>
+      </w:r>
+    </w:p>
+    <w:p>
+      <w:pPr>
+        <w:spacing w:line="300" w:lineRule="exact"/>
+        <w:rPr>
+          <w:rFonts w:ascii="等线 Light" w:eastAsia="等线 Light" w:hAnsi="等线 Light" w:cs="Cascadia Code ExtraLight"/>
+          <w:b/>
+          <w:szCs w:val="21"/>
+        </w:rPr>
+      </w:pPr>
+      <w:r>
+        <w:rPr>
+          <w:rFonts w:ascii="等线 Light" w:eastAsia="等线 Light" w:hAnsi="等线 Light" w:cs="Cascadia Code ExtraLight"/>
+          <w:b/>
+          <w:szCs w:val="21"/>
+        </w:rPr>
+        <w:t>工作职位</w:t>
+      </w:r>
+      <w:r>
+        <w:rPr>
+          <w:rFonts w:ascii="等线 Light" w:eastAsia="等线 Light" w:hAnsi="等线 Light" w:cs="Cascadia Code ExtraLight"/>
+          <w:b/>
+          <w:szCs w:val="21"/>
+        </w:rPr>
+        <w:t xml:space="preserve"> :</w:t>
+      </w:r>
+      <w:r>
+        <w:rPr>
+          <w:rFonts w:ascii="等线 Light" w:eastAsia="等线 Light" w:hAnsi="等线 Light" w:cs="Cascadia Code ExtraLight"/>
+          <w:b/>
+          <w:szCs w:val="21"/>
+        </w:rPr>
+        <w:t xml:space="preserve"> </w:t>
+      </w:r>
+      <w:r>
+        <w:rPr>
+          <w:rFonts w:ascii="等线 Light" w:eastAsia="等线 Light" w:hAnsi="等线 Light" w:cs="Cascadia Code ExtraLight" w:hint="eastAsia"/>
+          <w:b/>
+          <w:szCs w:val="21"/>
+        </w:rPr>
+        <w:t>AI A</w:t>
+      </w:r>
+      <w:r>
+        <w:rPr>
+          <w:rFonts w:ascii="等线 Light" w:eastAsia="等线 Light" w:hAnsi="等线 Light" w:cs="Cascadia Code ExtraLight"/>
+          <w:b/>
+          <w:szCs w:val="21"/>
+        </w:rPr>
+        <w:t>gent算法开发工程师 / 服务</w:t>
       </w:r>
       <w:proofErr w:type="gramStart"/>
       <w:r>
         <w:rPr>
           <w:rFonts w:ascii="等线 Light" w:eastAsia="等线 Light" w:hAnsi="等线 Light" w:cs="Cascadia Code ExtraLight"/>
-          <w:bCs/>
-          <w:szCs w:val="21"/>
-        </w:rPr>
-        <w:t>维支持</w:t>
+          <w:b/>
+          <w:szCs w:val="21"/>
+        </w:rPr>
+        <w:t>端技术</w:t>
       </w:r>
       <w:proofErr w:type="gramEnd"/>
       <w:r>
         <w:rPr>
           <w:rFonts w:ascii="等线 Light" w:eastAsia="等线 Light" w:hAnsi="等线 Light" w:cs="Cascadia Code ExtraLight"/>
-          <w:bCs/>
-          <w:szCs w:val="21"/>
-        </w:rPr>
-        <w:t>.</w:t>
-      </w:r>
-      <w:r>
-        <w:rPr>
-          <w:rFonts w:ascii="等线 Light" w:eastAsia="等线 Light" w:hAnsi="等线 Light" w:cs="Cascadia Code ExtraLight"/>
-          <w:b/>
-          <w:szCs w:val="21"/>
-        </w:rPr>
-        <w:t>最近</w:t>
-      </w:r>
+          <w:b/>
+          <w:szCs w:val="21"/>
+        </w:rPr>
+        <w:t>专家</w:t>
+      </w:r>
+    </w:p>
+    <w:p>
+      <w:pPr>
+        <w:spacing w:line="300" w:lineRule="exact"/>
+        <w:rPr>
+          <w:rFonts w:ascii="等线 Light" w:eastAsia="等线 Light" w:hAnsi="等线 Light" w:cs="Cascadia Code ExtraLight"/>
+          <w:b/>
+          <w:szCs w:val="21"/>
+        </w:rPr>
+      </w:pPr>
+      <w:r>
+        <w:rPr>
+          <w:rFonts w:ascii="等线 Light" w:eastAsia="等线 Light" w:hAnsi="等线 Light" w:cs="Cascadia Code ExtraLight"/>
+          <w:b/>
+          <w:szCs w:val="21"/>
+        </w:rPr>
+        <w:t>所用技术 :</w:t>
+      </w:r>
+      <w:r>
+        <w:rPr>
+          <w:rFonts w:ascii="等线 Light" w:eastAsia="等线 Light" w:hAnsi="等线 Light" w:cs="Cascadia Code ExtraLight"/>
+          <w:b/>
+          <w:szCs w:val="21"/>
+        </w:rPr>
+        <w:t xml:space="preserve"> </w:t>
+      </w:r>
+      <w:r>
+        <w:rPr>
+          <w:rFonts w:ascii="等线 Light" w:eastAsia="等线 Light" w:hAnsi="等线 Light" w:cs="Cascadia Code ExtraLight"/>
+          <w:bCs/>
+          <w:szCs w:val="21"/>
+        </w:rPr>
+        <w:t>Python、Go、JavaScript、Linux</w:t>
+      </w:r>
+      <w:r>
+        <w:rPr>
+          <w:rFonts w:ascii="等线 Light" w:eastAsia="等线 Light" w:hAnsi="等线 Light" w:cs="Cascadia Code ExtraLight"/>
+          <w:szCs w:val="21"/>
+        </w:rPr>
+        <w:t xml:space="preserve"> </w:t>
+      </w:r>
+    </w:p>
+    <w:p>
+      <w:pPr>
+        <w:spacing w:line="300" w:lineRule="exact"/>
+        <w:rPr>
+          <w:rFonts w:ascii="等线 Light" w:eastAsia="等线 Light" w:hAnsi="等线 Light" w:cs="Cascadia Code ExtraLight"/>
+          <w:szCs w:val="21"/>
+        </w:rPr>
+      </w:pPr>
+      <w:r>
+        <w:rPr>
+          <w:rFonts w:ascii="等线 Light" w:eastAsia="等线 Light" w:hAnsi="等线 Light" w:cs="Cascadia Code ExtraLight"/>
+          <w:b/>
+          <w:szCs w:val="21"/>
+        </w:rPr>
+        <w:t>主要成果</w:t>
+      </w:r>
+      <w:r>
+        <w:rPr>
+          <w:rFonts w:ascii="等线 Light" w:eastAsia="等线 Light" w:hAnsi="等线 Light" w:cs="Cascadia Code ExtraLight"/>
+          <w:b/>
+          <w:szCs w:val="21"/>
+        </w:rPr>
+        <w:t xml:space="preserve"> : </w:t>
+      </w:r>
+    </w:p>
+    <w:p>
+      <w:pPr>
+        <w:pStyle w:val="aa"/>
+        <w:numPr>
+          <w:ilvl w:val="0"/>
+          <w:numId w:val="2"/>
+        </w:numPr>
+        <w:ind w:firstLineChars="0"/>
+        <w:rPr>
+          <w:rFonts w:ascii="等线 Light" w:eastAsia="等线 Light" w:hAnsi="等线 Light" w:cs="Cascadia Code ExtraLight"/>
+          <w:szCs w:val="21"/>
+        </w:rPr>
+      </w:pPr>
       <w:r>
         <w:rPr>
           <w:rFonts w:ascii="等线 Light" w:eastAsia="等线 Light" w:hAnsi="等线 Light" w:cs="Cascadia Code ExtraLight" w:hint="eastAsia"/>
-          <w:b/>
-          <w:szCs w:val="21"/>
-        </w:rPr>
-        <w:t>一次</w:t>
-      </w:r>
-      <w:r>
-        <w:rPr>
-          <w:rFonts w:ascii="等线 Light" w:eastAsia="等线 Light" w:hAnsi="等线 Light" w:cs="Cascadia Code ExtraLight"/>
-          <w:b/>
-          <w:szCs w:val="21"/>
-        </w:rPr>
-        <w:t>绩效是 M+.</w:t>
-      </w:r>
-      <w:r>
-        <w:rPr>
-          <w:rFonts w:ascii="等线 Light" w:eastAsia="等线 Light" w:hAnsi="等线 Light" w:cs="Cascadia Code ExtraLight"/>
-          <w:bCs/>
-          <w:szCs w:val="21"/>
-        </w:rPr>
-        <w:t xml:space="preserve"> </w:t>
-      </w:r>
-      <w:r>
-        <w:rPr>
-          <w:rFonts w:ascii="等线 Light" w:eastAsia="等线 Light" w:hAnsi="等线 Light" w:cs="Cascadia Code ExtraLight"/>
-          <w:bCs/>
-          <w:szCs w:val="21"/>
-        </w:rPr>
-        <w:t>年度</w:t>
-      </w:r>
-      <w:r>
-        <w:rPr>
-          <w:rFonts w:ascii="等线 Light" w:eastAsia="等线 Light" w:hAnsi="等线 Light" w:cs="Cascadia Code ExtraLight"/>
-          <w:bCs/>
-          <w:szCs w:val="21"/>
-        </w:rPr>
-        <w:t>被</w:t>
-      </w:r>
-      <w:r>
-        <w:rPr>
-          <w:rFonts w:ascii="等线 Light" w:eastAsia="等线 Light" w:hAnsi="等线 Light" w:cs="Cascadia Code ExtraLight"/>
-          <w:bCs/>
-          <w:szCs w:val="21"/>
-        </w:rPr>
-        <w:t>推荐</w:t>
-      </w:r>
-      <w:r>
-        <w:rPr>
-          <w:rFonts w:ascii="等线 Light" w:eastAsia="等线 Light" w:hAnsi="等线 Light" w:cs="Cascadia Code ExtraLight"/>
-          <w:bCs/>
-          <w:szCs w:val="21"/>
-        </w:rPr>
-        <w:t>为</w:t>
+          <w:szCs w:val="21"/>
+        </w:rPr>
+        <w:t>AI辅助剪辑师产出</w:t>
+      </w:r>
+      <w:r>
+        <w:rPr>
+          <w:rFonts w:ascii="等线 Light" w:eastAsia="等线 Light" w:hAnsi="等线 Light" w:cs="Cascadia Code ExtraLight"/>
+          <w:szCs w:val="21"/>
+        </w:rPr>
+        <w:t>素材 (类似各类平台, 用户看见好看小短剧, 其实是一个投放广告素材)</w:t>
       </w:r>
       <w:r>
         <w:rPr>
           <w:rFonts w:ascii="等线 Light" w:eastAsia="等线 Light" w:hAnsi="等线 Light" w:cs="Cascadia Code ExtraLight" w:hint="eastAsia"/>
-          <w:b/>
-          <w:szCs w:val="21"/>
-        </w:rPr>
-        <w:t>集团</w:t>
-      </w:r>
-      <w:r>
-        <w:rPr>
-          <w:rFonts w:ascii="等线 Light" w:eastAsia="等线 Light" w:hAnsi="等线 Light" w:cs="Cascadia Code ExtraLight"/>
-          <w:b/>
-          <w:szCs w:val="21"/>
-        </w:rPr>
-        <w:t>优秀</w:t>
+          <w:szCs w:val="21"/>
+        </w:rPr>
+        <w:t xml:space="preserve"> 自己从事方向把这个素材创造</w:t>
+      </w:r>
+      <w:r>
+        <w:rPr>
+          <w:rFonts w:ascii="等线 Light" w:eastAsia="等线 Light" w:hAnsi="等线 Light" w:cs="Cascadia Code ExtraLight"/>
+          <w:szCs w:val="21"/>
+        </w:rPr>
+        <w:t>溯源还原出来</w:t>
       </w:r>
       <w:r>
         <w:rPr>
           <w:rFonts w:ascii="等线 Light" w:eastAsia="等线 Light" w:hAnsi="等线 Light" w:cs="Cascadia Code ExtraLight" w:hint="eastAsia"/>
-          <w:b/>
-          <w:szCs w:val="21"/>
-        </w:rPr>
-        <w:t>员工</w:t>
-      </w:r>
-      <w:r>
-        <w:rPr>
-          <w:rFonts w:ascii="等线 Light" w:eastAsia="等线 Light" w:hAnsi="等线 Light" w:cs="Cascadia Code ExtraLight"/>
-          <w:b/>
-          <w:szCs w:val="21"/>
-        </w:rPr>
-        <w:t>(1%)</w:t>
-      </w:r>
-      <w:r>
-        <w:rPr>
-          <w:rFonts w:ascii="等线 Light" w:eastAsia="等线 Light" w:hAnsi="等线 Light" w:cs="Cascadia Code ExtraLight"/>
-          <w:bCs/>
-          <w:szCs w:val="21"/>
-        </w:rPr>
-        <w:t>.</w:t>
+          <w:szCs w:val="21"/>
+        </w:rPr>
+        <w:t>(核心逆向)</w:t>
+      </w:r>
+      <w:r>
+        <w:rPr>
+          <w:rFonts w:ascii="等线 Light" w:eastAsia="等线 Light" w:hAnsi="等线 Light" w:cs="Cascadia Code ExtraLight"/>
+          <w:szCs w:val="21"/>
+        </w:rPr>
+        <w:t xml:space="preserve">, </w:t>
       </w:r>
       <w:r>
         <w:rPr>
           <w:rFonts w:ascii="等线 Light" w:eastAsia="等线 Light" w:hAnsi="等线 Light" w:cs="Cascadia Code ExtraLight" w:hint="eastAsia"/>
-          <w:bCs/>
-          <w:szCs w:val="21"/>
-        </w:rPr>
-        <w:t xml:space="preserve"> </w:t>
-      </w:r>
-      <w:r>
-        <w:rPr>
-          <w:rFonts w:ascii="等线 Light" w:eastAsia="等线 Light" w:hAnsi="等线 Light" w:cs="Cascadia Code ExtraLight"/>
-          <w:bCs/>
-          <w:szCs w:val="21"/>
-        </w:rPr>
-        <w:t>主要</w:t>
-      </w:r>
+          <w:szCs w:val="21"/>
+        </w:rPr>
+        <w:t>然后二次</w:t>
+      </w:r>
+      <w:proofErr w:type="gramStart"/>
       <w:r>
         <w:rPr>
           <w:rFonts w:ascii="等线 Light" w:eastAsia="等线 Light" w:hAnsi="等线 Light" w:cs="Cascadia Code ExtraLight" w:hint="eastAsia"/>
-          <w:bCs/>
-          <w:szCs w:val="21"/>
-        </w:rPr>
-        <w:t>深挖</w:t>
-      </w:r>
-      <w:r>
-        <w:rPr>
-          <w:rFonts w:ascii="等线 Light" w:eastAsia="等线 Light" w:hAnsi="等线 Light" w:cs="Cascadia Code ExtraLight"/>
-          <w:bCs/>
-          <w:szCs w:val="21"/>
-        </w:rPr>
-        <w:t>短剧素材投放相关算法研究和</w:t>
+          <w:szCs w:val="21"/>
+        </w:rPr>
+        <w:t>加工</w:t>
+      </w:r>
+      <w:r>
+        <w:rPr>
+          <w:rFonts w:ascii="等线 Light" w:eastAsia="等线 Light" w:hAnsi="等线 Light" w:cs="Cascadia Code ExtraLight"/>
+          <w:szCs w:val="21"/>
+        </w:rPr>
+        <w:t>让</w:t>
+      </w:r>
+      <w:proofErr w:type="gramEnd"/>
+      <w:r>
+        <w:rPr>
+          <w:rFonts w:ascii="等线 Light" w:eastAsia="等线 Light" w:hAnsi="等线 Light" w:cs="Cascadia Code ExtraLight"/>
+          <w:szCs w:val="21"/>
+        </w:rPr>
+        <w:t>其从单语种变为全球通用</w:t>
       </w:r>
       <w:r>
         <w:rPr>
           <w:rFonts w:ascii="等线 Light" w:eastAsia="等线 Light" w:hAnsi="等线 Light" w:cs="Cascadia Code ExtraLight" w:hint="eastAsia"/>
-          <w:bCs/>
-          <w:szCs w:val="21"/>
-        </w:rPr>
-        <w:t>投放商业化</w:t>
-      </w:r>
-      <w:r>
-        <w:rPr>
-          <w:rFonts w:ascii="等线 Light" w:eastAsia="等线 Light" w:hAnsi="等线 Light" w:cs="Cascadia Code ExtraLight"/>
-          <w:bCs/>
-          <w:szCs w:val="21"/>
-        </w:rPr>
-        <w:t>落地工作.</w:t>
-      </w:r>
-      <w:r>
-        <w:rPr>
-          <w:rFonts w:ascii="等线 Light" w:eastAsia="等线 Light" w:hAnsi="等线 Light" w:cs="Cascadia Code ExtraLight"/>
-          <w:bCs/>
-          <w:szCs w:val="21"/>
-        </w:rPr>
-        <w:t xml:space="preserve"> </w:t>
-      </w:r>
-    </w:p>
-    <w:p>
-      <w:pPr>
-        <w:spacing w:line="300" w:lineRule="exact"/>
-        <w:rPr>
-          <w:rFonts w:ascii="等线 Light" w:eastAsia="等线 Light" w:hAnsi="等线 Light" w:cs="Cascadia Code ExtraLight"/>
-          <w:b/>
-          <w:szCs w:val="21"/>
-        </w:rPr>
-      </w:pPr>
-      <w:r>
-        <w:rPr>
-          <w:rFonts w:ascii="等线 Light" w:eastAsia="等线 Light" w:hAnsi="等线 Light" w:cs="Cascadia Code ExtraLight"/>
-          <w:b/>
-          <w:szCs w:val="21"/>
-        </w:rPr>
-        <w:t>出任职位 :</w:t>
-      </w:r>
-      <w:r>
-        <w:rPr>
-          <w:rFonts w:ascii="等线 Light" w:eastAsia="等线 Light" w:hAnsi="等线 Light" w:cs="Cascadia Code ExtraLight"/>
-          <w:b/>
-          <w:szCs w:val="21"/>
-        </w:rPr>
-        <w:t xml:space="preserve"> </w:t>
+          <w:szCs w:val="21"/>
+        </w:rPr>
+        <w:t>语种语音的</w:t>
+      </w:r>
+      <w:r>
+        <w:rPr>
+          <w:rFonts w:ascii="等线 Light" w:eastAsia="等线 Light" w:hAnsi="等线 Light" w:cs="Cascadia Code ExtraLight"/>
+          <w:szCs w:val="21"/>
+        </w:rPr>
+        <w:t>落地</w:t>
       </w:r>
       <w:r>
         <w:rPr>
           <w:rFonts w:ascii="等线 Light" w:eastAsia="等线 Light" w:hAnsi="等线 Light" w:cs="Cascadia Code ExtraLight" w:hint="eastAsia"/>
-          <w:b/>
-          <w:szCs w:val="21"/>
-        </w:rPr>
-        <w:t>a</w:t>
-      </w:r>
-      <w:r>
-        <w:rPr>
-          <w:rFonts w:ascii="等线 Light" w:eastAsia="等线 Light" w:hAnsi="等线 Light" w:cs="Cascadia Code ExtraLight"/>
-          <w:b/>
-          <w:szCs w:val="21"/>
-        </w:rPr>
-        <w:t>gent算法开发工程师 / 服务</w:t>
-      </w:r>
-      <w:proofErr w:type="gramStart"/>
-      <w:r>
-        <w:rPr>
-          <w:rFonts w:ascii="等线 Light" w:eastAsia="等线 Light" w:hAnsi="等线 Light" w:cs="Cascadia Code ExtraLight"/>
-          <w:b/>
-          <w:szCs w:val="21"/>
-        </w:rPr>
-        <w:t>端技术</w:t>
-      </w:r>
-      <w:proofErr w:type="gramEnd"/>
-      <w:r>
-        <w:rPr>
-          <w:rFonts w:ascii="等线 Light" w:eastAsia="等线 Light" w:hAnsi="等线 Light" w:cs="Cascadia Code ExtraLight"/>
-          <w:b/>
-          <w:szCs w:val="21"/>
-        </w:rPr>
-        <w:t>专家</w:t>
-      </w:r>
-    </w:p>
-    <w:p>
-      <w:pPr>
-        <w:spacing w:line="300" w:lineRule="exact"/>
-        <w:rPr>
-          <w:rFonts w:ascii="等线 Light" w:eastAsia="等线 Light" w:hAnsi="等线 Light" w:cs="Cascadia Code ExtraLight"/>
-          <w:b/>
-          <w:szCs w:val="21"/>
-        </w:rPr>
-      </w:pPr>
-      <w:r>
-        <w:rPr>
-          <w:rFonts w:ascii="等线 Light" w:eastAsia="等线 Light" w:hAnsi="等线 Light" w:cs="Cascadia Code ExtraLight"/>
-          <w:b/>
-          <w:szCs w:val="21"/>
-        </w:rPr>
-        <w:t>所用技术 :</w:t>
-      </w:r>
-      <w:r>
-        <w:rPr>
-          <w:rFonts w:ascii="等线 Light" w:eastAsia="等线 Light" w:hAnsi="等线 Light" w:cs="Cascadia Code ExtraLight"/>
-          <w:b/>
-          <w:szCs w:val="21"/>
-        </w:rPr>
-        <w:t xml:space="preserve"> </w:t>
-      </w:r>
-      <w:r>
-        <w:rPr>
-          <w:rFonts w:ascii="等线 Light" w:eastAsia="等线 Light" w:hAnsi="等线 Light" w:cs="Cascadia Code ExtraLight"/>
-          <w:bCs/>
-          <w:szCs w:val="21"/>
-        </w:rPr>
-        <w:t>Python</w:t>
-      </w:r>
-      <w:r>
-        <w:rPr>
-          <w:rFonts w:ascii="等线 Light" w:eastAsia="等线 Light" w:hAnsi="等线 Light" w:cs="Cascadia Code ExtraLight"/>
-          <w:b/>
-          <w:szCs w:val="21"/>
-        </w:rPr>
-        <w:t xml:space="preserve"> </w:t>
-      </w:r>
-      <w:r>
-        <w:rPr>
-          <w:rFonts w:ascii="等线 Light" w:eastAsia="等线 Light" w:hAnsi="等线 Light" w:cs="Cascadia Code ExtraLight"/>
-          <w:bCs/>
-          <w:szCs w:val="21"/>
-        </w:rPr>
-        <w:t>Go</w:t>
-      </w:r>
-      <w:r>
-        <w:rPr>
-          <w:rFonts w:ascii="等线 Light" w:eastAsia="等线 Light" w:hAnsi="等线 Light" w:cs="Cascadia Code ExtraLight"/>
-          <w:szCs w:val="21"/>
-        </w:rPr>
-        <w:t xml:space="preserve"> </w:t>
-      </w:r>
-      <w:r>
-        <w:rPr>
-          <w:rFonts w:ascii="等线 Light" w:eastAsia="等线 Light" w:hAnsi="等线 Light" w:cs="Cascadia Code ExtraLight"/>
-          <w:szCs w:val="21"/>
-        </w:rPr>
-        <w:t xml:space="preserve">JS </w:t>
-      </w:r>
-      <w:r>
-        <w:rPr>
-          <w:rFonts w:ascii="等线 Light" w:eastAsia="等线 Light" w:hAnsi="等线 Light" w:cs="Cascadia Code ExtraLight"/>
-          <w:szCs w:val="21"/>
-        </w:rPr>
-        <w:t xml:space="preserve">Linux </w:t>
-      </w:r>
-    </w:p>
-    <w:p>
-      <w:pPr>
-        <w:spacing w:line="300" w:lineRule="exact"/>
-        <w:rPr>
-          <w:rFonts w:ascii="等线 Light" w:eastAsia="等线 Light" w:hAnsi="等线 Light" w:cs="Cascadia Code ExtraLight"/>
-          <w:szCs w:val="21"/>
-        </w:rPr>
-      </w:pPr>
-      <w:r>
-        <w:rPr>
-          <w:rFonts w:ascii="等线 Light" w:eastAsia="等线 Light" w:hAnsi="等线 Light" w:cs="Cascadia Code ExtraLight"/>
-          <w:b/>
-          <w:szCs w:val="21"/>
-        </w:rPr>
-        <w:t xml:space="preserve">相关产出 : </w:t>
+          <w:szCs w:val="21"/>
+        </w:rPr>
+        <w:t>方案</w:t>
+      </w:r>
+      <w:r>
+        <w:rPr>
+          <w:rFonts w:ascii="等线 Light" w:eastAsia="等线 Light" w:hAnsi="等线 Light" w:cs="Cascadia Code ExtraLight" w:hint="eastAsia"/>
+          <w:szCs w:val="21"/>
+        </w:rPr>
+        <w:t xml:space="preserve">. </w:t>
+      </w:r>
+      <w:r>
+        <w:rPr>
+          <w:rFonts w:ascii="等线 Light" w:eastAsia="等线 Light" w:hAnsi="等线 Light" w:cs="Cascadia Code ExtraLight"/>
+          <w:szCs w:val="21"/>
+        </w:rPr>
+        <w:t>这类 AI 算法</w:t>
+      </w:r>
+      <w:r>
+        <w:rPr>
+          <w:rFonts w:ascii="等线 Light" w:eastAsia="等线 Light" w:hAnsi="等线 Light" w:cs="Cascadia Code ExtraLight" w:hint="eastAsia"/>
+          <w:szCs w:val="21"/>
+        </w:rPr>
+        <w:t>宣发</w:t>
+      </w:r>
+      <w:r>
+        <w:rPr>
+          <w:rFonts w:ascii="等线 Light" w:eastAsia="等线 Light" w:hAnsi="等线 Light" w:cs="Cascadia Code ExtraLight"/>
+          <w:b/>
+          <w:bCs/>
+          <w:szCs w:val="21"/>
+        </w:rPr>
+        <w:t>投放量 从0 做到最近的日耗 百万美金</w:t>
+      </w:r>
+      <w:r>
+        <w:rPr>
+          <w:rFonts w:ascii="等线 Light" w:eastAsia="等线 Light" w:hAnsi="等线 Light" w:cs="Cascadia Code ExtraLight"/>
+          <w:szCs w:val="21"/>
+        </w:rPr>
+        <w:t xml:space="preserve">. </w:t>
       </w:r>
     </w:p>
     <w:p>
@@ -1554,139 +1627,53 @@
         </w:numPr>
         <w:ind w:firstLine="420"/>
         <w:rPr>
-          <w:rFonts w:ascii="等线 Light" w:eastAsia="等线 Light" w:hAnsi="等线 Light" w:cs="Cascadia Code ExtraLight"/>
-          <w:szCs w:val="21"/>
-        </w:rPr>
-      </w:pPr>
-      <w:r>
-        <w:rPr>
-          <w:rFonts w:ascii="等线 Light" w:eastAsia="等线 Light" w:hAnsi="等线 Light" w:cs="Cascadia Code ExtraLight" w:hint="eastAsia"/>
-          <w:szCs w:val="21"/>
-        </w:rPr>
-        <w:t>AI辅助剪辑师产出</w:t>
-      </w:r>
-      <w:r>
-        <w:rPr>
-          <w:rFonts w:ascii="等线 Light" w:eastAsia="等线 Light" w:hAnsi="等线 Light" w:cs="Cascadia Code ExtraLight"/>
-          <w:szCs w:val="21"/>
-        </w:rPr>
-        <w:t>素材 (类似各类平台, 用户看见好看小短剧, 其实是一个投放广告素材)</w:t>
-      </w:r>
-      <w:r>
-        <w:rPr>
-          <w:rFonts w:ascii="等线 Light" w:eastAsia="等线 Light" w:hAnsi="等线 Light" w:cs="Cascadia Code ExtraLight" w:hint="eastAsia"/>
-          <w:szCs w:val="21"/>
-        </w:rPr>
-        <w:t xml:space="preserve"> 自己从事方向把这个素材创造</w:t>
-      </w:r>
-      <w:r>
-        <w:rPr>
-          <w:rFonts w:ascii="等线 Light" w:eastAsia="等线 Light" w:hAnsi="等线 Light" w:cs="Cascadia Code ExtraLight"/>
-          <w:szCs w:val="21"/>
-        </w:rPr>
-        <w:t>溯源还原出来</w:t>
-      </w:r>
-      <w:r>
-        <w:rPr>
-          <w:rFonts w:ascii="等线 Light" w:eastAsia="等线 Light" w:hAnsi="等线 Light" w:cs="Cascadia Code ExtraLight" w:hint="eastAsia"/>
-          <w:szCs w:val="21"/>
-        </w:rPr>
-        <w:t>(核心逆向)</w:t>
-      </w:r>
-      <w:r>
-        <w:rPr>
-          <w:rFonts w:ascii="等线 Light" w:eastAsia="等线 Light" w:hAnsi="等线 Light" w:cs="Cascadia Code ExtraLight"/>
-          <w:szCs w:val="21"/>
-        </w:rPr>
-        <w:t xml:space="preserve">, </w:t>
-      </w:r>
-      <w:r>
-        <w:rPr>
-          <w:rFonts w:ascii="等线 Light" w:eastAsia="等线 Light" w:hAnsi="等线 Light" w:cs="Cascadia Code ExtraLight" w:hint="eastAsia"/>
-          <w:szCs w:val="21"/>
-        </w:rPr>
-        <w:t>然后二次</w:t>
+          <w:rFonts w:ascii="等线 Light" w:eastAsia="等线 Light" w:hAnsi="等线 Light" w:cs="Courier New"/>
+          <w:szCs w:val="21"/>
+        </w:rPr>
+      </w:pPr>
+      <w:r>
+        <w:rPr>
+          <w:rFonts w:ascii="等线 Light" w:eastAsia="等线 Light" w:hAnsi="等线 Light" w:cs="Courier New" w:hint="eastAsia"/>
+          <w:szCs w:val="21"/>
+        </w:rPr>
+        <w:t>把各类业务资深算法专家的 Demo 代码, 工程化落地</w:t>
+      </w:r>
+      <w:r>
+        <w:rPr>
+          <w:rFonts w:ascii="等线 Light" w:eastAsia="等线 Light" w:hAnsi="等线 Light" w:cs="Courier New" w:hint="eastAsia"/>
+          <w:szCs w:val="21"/>
+        </w:rPr>
+        <w:t>和部门对接</w:t>
+      </w:r>
+      <w:r>
+        <w:rPr>
+          <w:rFonts w:ascii="等线 Light" w:eastAsia="等线 Light" w:hAnsi="等线 Light" w:cs="Courier New" w:hint="eastAsia"/>
+          <w:szCs w:val="21"/>
+        </w:rPr>
+        <w:t xml:space="preserve">. </w:t>
       </w:r>
       <w:proofErr w:type="gramStart"/>
       <w:r>
         <w:rPr>
-          <w:rFonts w:ascii="等线 Light" w:eastAsia="等线 Light" w:hAnsi="等线 Light" w:cs="Cascadia Code ExtraLight" w:hint="eastAsia"/>
-          <w:szCs w:val="21"/>
-        </w:rPr>
-        <w:t>加工</w:t>
-      </w:r>
-      <w:r>
-        <w:rPr>
-          <w:rFonts w:ascii="等线 Light" w:eastAsia="等线 Light" w:hAnsi="等线 Light" w:cs="Cascadia Code ExtraLight"/>
-          <w:szCs w:val="21"/>
-        </w:rPr>
-        <w:t>让</w:t>
+          <w:rFonts w:ascii="等线 Light" w:eastAsia="等线 Light" w:hAnsi="等线 Light" w:cs="Courier New" w:hint="eastAsia"/>
+          <w:szCs w:val="21"/>
+        </w:rPr>
+        <w:t>让核心</w:t>
       </w:r>
       <w:proofErr w:type="gramEnd"/>
       <w:r>
         <w:rPr>
-          <w:rFonts w:ascii="等线 Light" w:eastAsia="等线 Light" w:hAnsi="等线 Light" w:cs="Cascadia Code ExtraLight"/>
-          <w:szCs w:val="21"/>
-        </w:rPr>
-        <w:t>其从单语种变为全球通用</w:t>
-      </w:r>
-      <w:r>
-        <w:rPr>
-          <w:rFonts w:ascii="等线 Light" w:eastAsia="等线 Light" w:hAnsi="等线 Light" w:cs="Cascadia Code ExtraLight" w:hint="eastAsia"/>
-          <w:szCs w:val="21"/>
-        </w:rPr>
-        <w:t>语种语音的</w:t>
-      </w:r>
-      <w:r>
-        <w:rPr>
-          <w:rFonts w:ascii="等线 Light" w:eastAsia="等线 Light" w:hAnsi="等线 Light" w:cs="Cascadia Code ExtraLight"/>
-          <w:szCs w:val="21"/>
-        </w:rPr>
-        <w:t>落地</w:t>
-      </w:r>
-      <w:r>
-        <w:rPr>
-          <w:rFonts w:ascii="等线 Light" w:eastAsia="等线 Light" w:hAnsi="等线 Light" w:cs="Cascadia Code ExtraLight" w:hint="eastAsia"/>
-          <w:szCs w:val="21"/>
-        </w:rPr>
-        <w:t>方案</w:t>
-      </w:r>
-      <w:r>
-        <w:rPr>
-          <w:rFonts w:ascii="等线 Light" w:eastAsia="等线 Light" w:hAnsi="等线 Light" w:cs="Cascadia Code ExtraLight" w:hint="eastAsia"/>
-          <w:szCs w:val="21"/>
-        </w:rPr>
-        <w:t xml:space="preserve">. </w:t>
-      </w:r>
-      <w:r>
-        <w:rPr>
-          <w:rFonts w:ascii="等线 Light" w:eastAsia="等线 Light" w:hAnsi="等线 Light" w:cs="Cascadia Code ExtraLight"/>
-          <w:szCs w:val="21"/>
-        </w:rPr>
-        <w:t>这类 AI 算法</w:t>
-      </w:r>
-      <w:r>
-        <w:rPr>
-          <w:rFonts w:ascii="等线 Light" w:eastAsia="等线 Light" w:hAnsi="等线 Light" w:cs="Cascadia Code ExtraLight" w:hint="eastAsia"/>
-          <w:szCs w:val="21"/>
-        </w:rPr>
-        <w:t>宣发</w:t>
-      </w:r>
-      <w:r>
-        <w:rPr>
-          <w:rFonts w:ascii="等线 Light" w:eastAsia="等线 Light" w:hAnsi="等线 Light" w:cs="Cascadia Code ExtraLight"/>
-          <w:b/>
-          <w:bCs/>
-          <w:szCs w:val="21"/>
-        </w:rPr>
-        <w:t>投放量 从0 做到最近的日耗 百万美金</w:t>
-      </w:r>
-      <w:r>
-        <w:rPr>
-          <w:rFonts w:ascii="等线 Light" w:eastAsia="等线 Light" w:hAnsi="等线 Light" w:cs="Cascadia Code ExtraLight"/>
-          <w:szCs w:val="21"/>
-        </w:rPr>
-        <w:t xml:space="preserve">. </w:t>
+          <w:rFonts w:ascii="等线 Light" w:eastAsia="等线 Light" w:hAnsi="等线 Light" w:cs="Courier New" w:hint="eastAsia"/>
+          <w:szCs w:val="21"/>
+        </w:rPr>
+        <w:t xml:space="preserve">算法专家更聚焦自己那块. 这边来处理 输入输出, 持久化, 泄漏, 并发冲突, 增加机器并发, 工程部门之间数据流转. 运维上线, 线上问题追踪和修复. </w:t>
+      </w:r>
+      <w:r>
+        <w:rPr>
+          <w:rFonts w:ascii="等线 Light" w:eastAsia="等线 Light" w:hAnsi="等线 Light" w:cs="Courier New" w:hint="eastAsia"/>
+          <w:szCs w:val="21"/>
+        </w:rPr>
+        <w:t>事后数据统计和播报.</w:t>
       </w:r>
     </w:p>
     <w:p>
@@ -1706,66 +1693,21 @@
           <w:rFonts w:ascii="等线 Light" w:eastAsia="等线 Light" w:hAnsi="等线 Light" w:cs="Courier New" w:hint="eastAsia"/>
           <w:szCs w:val="21"/>
         </w:rPr>
-        <w:t xml:space="preserve">把各类业务资深算法专家的 Demo 代码, 工程化落地, 进行商业化发布. </w:t>
-      </w:r>
-      <w:proofErr w:type="gramStart"/>
-      <w:r>
-        <w:rPr>
-          <w:rFonts w:ascii="等线 Light" w:eastAsia="等线 Light" w:hAnsi="等线 Light" w:cs="Courier New" w:hint="eastAsia"/>
-          <w:szCs w:val="21"/>
-        </w:rPr>
-        <w:t>让核心</w:t>
-      </w:r>
-      <w:proofErr w:type="gramEnd"/>
-      <w:r>
-        <w:rPr>
-          <w:rFonts w:ascii="等线 Light" w:eastAsia="等线 Light" w:hAnsi="等线 Light" w:cs="Courier New" w:hint="eastAsia"/>
-          <w:szCs w:val="21"/>
-        </w:rPr>
-        <w:t xml:space="preserve">算法专家更聚焦自己那块. 这边来处理 输入输出, 持久化, 泄漏, 并发冲突, 增加机器并发, 工程部门之间数据流转. 运维上线, 线上问题追踪和修复. </w:t>
-      </w:r>
-      <w:r>
-        <w:rPr>
-          <w:rFonts w:ascii="等线 Light" w:eastAsia="等线 Light" w:hAnsi="等线 Light" w:cs="Courier New" w:hint="eastAsia"/>
-          <w:szCs w:val="21"/>
-        </w:rPr>
-        <w:t>事后数据统计和播报.</w:t>
-      </w:r>
-    </w:p>
-    <w:p>
-      <w:pPr>
-        <w:numPr>
-          <w:ilvl w:val="0"/>
-          <w:numId w:val="2"/>
-        </w:numPr>
-        <w:ind w:firstLine="420"/>
-        <w:rPr>
-          <w:rFonts w:ascii="等线 Light" w:eastAsia="等线 Light" w:hAnsi="等线 Light" w:cs="Courier New"/>
-          <w:szCs w:val="21"/>
-        </w:rPr>
-      </w:pPr>
-      <w:r>
-        <w:rPr>
-          <w:rFonts w:ascii="等线 Light" w:eastAsia="等线 Light" w:hAnsi="等线 Light" w:cs="Courier New" w:hint="eastAsia"/>
-          <w:szCs w:val="21"/>
-        </w:rPr>
-        <w:t xml:space="preserve">agent 相关业务开发, 例如 AIGC 动态漫, 视频生成. 词语分析音频视频相关开源库和相关商业大模型 </w:t>
-      </w:r>
-      <w:proofErr w:type="spellStart"/>
-      <w:r>
-        <w:rPr>
-          <w:rFonts w:ascii="等线 Light" w:eastAsia="等线 Light" w:hAnsi="等线 Light" w:cs="Courier New" w:hint="eastAsia"/>
-          <w:szCs w:val="21"/>
-        </w:rPr>
-        <w:t>api</w:t>
-      </w:r>
-      <w:proofErr w:type="spellEnd"/>
-      <w:r>
-        <w:rPr>
-          <w:rFonts w:ascii="等线 Light" w:eastAsia="等线 Light" w:hAnsi="等线 Light" w:cs="Courier New" w:hint="eastAsia"/>
-          <w:szCs w:val="21"/>
-        </w:rPr>
-        <w:t xml:space="preserve"> 二次开发等</w:t>
+        <w:t xml:space="preserve">agent 相关业务开发, 例如 AIGC 动态漫, 视频生成. 词语音频视频相关开源库和相关商业大模型 </w:t>
+      </w:r>
+      <w:r>
+        <w:rPr>
+          <w:rFonts w:ascii="等线 Light" w:eastAsia="等线 Light" w:hAnsi="等线 Light" w:cs="Courier New" w:hint="eastAsia"/>
+          <w:szCs w:val="21"/>
+        </w:rPr>
+        <w:t>API</w:t>
+      </w:r>
+      <w:r>
+        <w:rPr>
+          <w:rFonts w:ascii="等线 Light" w:eastAsia="等线 Light" w:hAnsi="等线 Light" w:cs="Courier New" w:hint="eastAsia"/>
+          <w:szCs w:val="21"/>
+        </w:rPr>
+        <w:t xml:space="preserve"> 二次开发</w:t>
       </w:r>
     </w:p>
     <w:p>
@@ -1809,7 +1751,6 @@
           <w:szCs w:val="24"/>
         </w:rPr>
       </w:pPr>
-      <w:proofErr w:type="spellStart"/>
       <w:r>
         <w:rPr>
           <w:rFonts w:ascii="等线 Light" w:eastAsia="等线 Light" w:hAnsi="等线 Light" w:cs="Cascadia Code"/>
@@ -1818,9 +1759,8 @@
           <w:sz w:val="24"/>
           <w:szCs w:val="24"/>
         </w:rPr>
-        <w:t>Tiktok</w:t>
-      </w:r>
-      <w:proofErr w:type="spellEnd"/>
+        <w:t>TikTok</w:t>
+      </w:r>
       <w:r>
         <w:rPr>
           <w:rFonts w:ascii="等线 Light" w:eastAsia="等线 Light" w:hAnsi="等线 Light" w:cs="Courier New" w:hint="eastAsia"/>
@@ -2104,16 +2044,14 @@
         </w:rPr>
         <w:t xml:space="preserve">在 </w:t>
       </w:r>
-      <w:proofErr w:type="spellStart"/>
-      <w:r>
-        <w:rPr>
-          <w:rFonts w:ascii="等线 Light" w:eastAsia="等线 Light" w:hAnsi="等线 Light" w:cs="Cascadia Code ExtraLight"/>
-          <w:bCs/>
-          <w:szCs w:val="21"/>
-        </w:rPr>
-        <w:t>Tiktok</w:t>
-      </w:r>
-      <w:proofErr w:type="spellEnd"/>
+      <w:r>
+        <w:rPr>
+          <w:rFonts w:ascii="等线 Light" w:eastAsia="等线 Light" w:hAnsi="等线 Light" w:cs="Cascadia Code ExtraLight"/>
+          <w:bCs/>
+          <w:szCs w:val="21"/>
+        </w:rPr>
+        <w:t>TikTok</w:t>
+      </w:r>
       <w:r>
         <w:rPr>
           <w:rFonts w:ascii="等线 Light" w:eastAsia="等线 Light" w:hAnsi="等线 Light" w:cs="Cascadia Code ExtraLight"/>
@@ -2180,16 +2118,14 @@
         </w:rPr>
         <w:t xml:space="preserve"> </w:t>
       </w:r>
-      <w:proofErr w:type="spellStart"/>
-      <w:r>
-        <w:rPr>
-          <w:rFonts w:ascii="等线 Light" w:eastAsia="等线 Light" w:hAnsi="等线 Light" w:cs="Cascadia Code ExtraLight"/>
-          <w:bCs/>
-          <w:szCs w:val="21"/>
-        </w:rPr>
-        <w:t>Tiktok</w:t>
-      </w:r>
-      <w:proofErr w:type="spellEnd"/>
+      <w:r>
+        <w:rPr>
+          <w:rFonts w:ascii="等线 Light" w:eastAsia="等线 Light" w:hAnsi="等线 Light" w:cs="Cascadia Code ExtraLight"/>
+          <w:bCs/>
+          <w:szCs w:val="21"/>
+        </w:rPr>
+        <w:t>TikTok</w:t>
+      </w:r>
       <w:r>
         <w:rPr>
           <w:rFonts w:ascii="等线 Light" w:eastAsia="等线 Light" w:hAnsi="等线 Light" w:cs="Cascadia Code ExtraLight"/>
@@ -2415,7 +2351,15 @@
           <w:b/>
           <w:szCs w:val="21"/>
         </w:rPr>
-        <w:t xml:space="preserve">出任职位 : </w:t>
+        <w:t>工作职位</w:t>
+      </w:r>
+      <w:r>
+        <w:rPr>
+          <w:rFonts w:ascii="等线 Light" w:eastAsia="等线 Light" w:hAnsi="等线 Light" w:cs="Cascadia Code ExtraLight"/>
+          <w:b/>
+          <w:szCs w:val="21"/>
+        </w:rPr>
+        <w:t xml:space="preserve"> : </w:t>
       </w:r>
       <w:r>
         <w:rPr>
@@ -2454,9 +2398,10 @@
       <w:r>
         <w:rPr>
           <w:rFonts w:ascii="等线 Light" w:eastAsia="等线 Light" w:hAnsi="等线 Light" w:cs="Cascadia Code ExtraLight"/>
-          <w:szCs w:val="21"/>
-        </w:rPr>
-        <w:t xml:space="preserve"> </w:t>
+          <w:bCs/>
+          <w:szCs w:val="21"/>
+        </w:rPr>
+        <w:t>、</w:t>
       </w:r>
       <w:r>
         <w:rPr>
@@ -2480,7 +2425,15 @@
           <w:b/>
           <w:szCs w:val="21"/>
         </w:rPr>
-        <w:t xml:space="preserve">相关产出 : </w:t>
+        <w:t>主要成果</w:t>
+      </w:r>
+      <w:r>
+        <w:rPr>
+          <w:rFonts w:ascii="等线 Light" w:eastAsia="等线 Light" w:hAnsi="等线 Light" w:cs="Cascadia Code ExtraLight"/>
+          <w:b/>
+          <w:szCs w:val="21"/>
+        </w:rPr>
+        <w:t xml:space="preserve"> : </w:t>
       </w:r>
     </w:p>
     <w:p>
@@ -3267,7 +3220,15 @@
           <w:b/>
           <w:szCs w:val="21"/>
         </w:rPr>
-        <w:t>出任职位 : 高级</w:t>
+        <w:t>工作职位</w:t>
+      </w:r>
+      <w:r>
+        <w:rPr>
+          <w:rFonts w:ascii="等线 Light" w:eastAsia="等线 Light" w:hAnsi="等线 Light" w:cs="Cascadia Code ExtraLight"/>
+          <w:b/>
+          <w:szCs w:val="21"/>
+        </w:rPr>
+        <w:t xml:space="preserve"> : 高级</w:t>
       </w:r>
       <w:r>
         <w:rPr>
@@ -3337,9 +3298,10 @@
       <w:r>
         <w:rPr>
           <w:rFonts w:ascii="等线 Light" w:eastAsia="等线 Light" w:hAnsi="等线 Light" w:cs="Cascadia Code ExtraLight"/>
-          <w:szCs w:val="21"/>
-        </w:rPr>
-        <w:t xml:space="preserve"> </w:t>
+          <w:bCs/>
+          <w:szCs w:val="21"/>
+        </w:rPr>
+        <w:t>、</w:t>
       </w:r>
       <w:r>
         <w:rPr>
@@ -3353,7 +3315,15 @@
           <w:rFonts w:ascii="等线 Light" w:eastAsia="等线 Light" w:hAnsi="等线 Light" w:cs="Cascadia Code ExtraLight"/>
           <w:szCs w:val="21"/>
         </w:rPr>
-        <w:t xml:space="preserve">ava </w:t>
+        <w:t>ava</w:t>
+      </w:r>
+      <w:r>
+        <w:rPr>
+          <w:rFonts w:ascii="等线 Light" w:eastAsia="等线 Light" w:hAnsi="等线 Light" w:cs="Cascadia Code ExtraLight"/>
+          <w:bCs/>
+          <w:szCs w:val="21"/>
+        </w:rPr>
+        <w:t>、</w:t>
       </w:r>
       <w:r>
         <w:rPr>
@@ -3384,7 +3354,15 @@
           <w:b/>
           <w:szCs w:val="21"/>
         </w:rPr>
-        <w:t xml:space="preserve">相关产出 : </w:t>
+        <w:t>主要成果</w:t>
+      </w:r>
+      <w:r>
+        <w:rPr>
+          <w:rFonts w:ascii="等线 Light" w:eastAsia="等线 Light" w:hAnsi="等线 Light" w:cs="Cascadia Code ExtraLight"/>
+          <w:b/>
+          <w:szCs w:val="21"/>
+        </w:rPr>
+        <w:t xml:space="preserve"> : </w:t>
       </w:r>
     </w:p>
     <w:p>
@@ -4039,7 +4017,15 @@
           <w:b/>
           <w:szCs w:val="21"/>
         </w:rPr>
-        <w:t xml:space="preserve">出任职位 : </w:t>
+        <w:t>工作职位</w:t>
+      </w:r>
+      <w:r>
+        <w:rPr>
+          <w:rFonts w:ascii="等线 Light" w:eastAsia="等线 Light" w:hAnsi="等线 Light" w:cs="Cascadia Code ExtraLight"/>
+          <w:b/>
+          <w:szCs w:val="21"/>
+        </w:rPr>
+        <w:t xml:space="preserve"> : </w:t>
       </w:r>
       <w:r>
         <w:rPr>
@@ -4086,9 +4072,10 @@
       <w:r>
         <w:rPr>
           <w:rFonts w:ascii="等线 Light" w:eastAsia="等线 Light" w:hAnsi="等线 Light" w:cs="Cascadia Code ExtraLight"/>
-          <w:szCs w:val="21"/>
-        </w:rPr>
-        <w:t xml:space="preserve"> </w:t>
+          <w:bCs/>
+          <w:szCs w:val="21"/>
+        </w:rPr>
+        <w:t>、</w:t>
       </w:r>
       <w:r>
         <w:rPr>
@@ -4119,7 +4106,15 @@
           <w:b/>
           <w:szCs w:val="21"/>
         </w:rPr>
-        <w:t xml:space="preserve">相关产出 : </w:t>
+        <w:t>主要成果</w:t>
+      </w:r>
+      <w:r>
+        <w:rPr>
+          <w:rFonts w:ascii="等线 Light" w:eastAsia="等线 Light" w:hAnsi="等线 Light" w:cs="Cascadia Code ExtraLight"/>
+          <w:b/>
+          <w:szCs w:val="21"/>
+        </w:rPr>
+        <w:t xml:space="preserve"> : </w:t>
       </w:r>
     </w:p>
     <w:p>
@@ -4718,7 +4713,15 @@
           <w:b/>
           <w:szCs w:val="21"/>
         </w:rPr>
-        <w:t>出任职位 : C++ 服务器开发</w:t>
+        <w:t>工作职位</w:t>
+      </w:r>
+      <w:r>
+        <w:rPr>
+          <w:rFonts w:ascii="等线 Light" w:eastAsia="等线 Light" w:hAnsi="等线 Light" w:cs="Cascadia Code ExtraLight"/>
+          <w:b/>
+          <w:szCs w:val="21"/>
+        </w:rPr>
+        <w:t xml:space="preserve"> : C++ 服务器开发</w:t>
       </w:r>
     </w:p>
     <w:p>
@@ -4743,7 +4746,30 @@
           <w:rFonts w:ascii="等线 Light" w:eastAsia="等线 Light" w:hAnsi="等线 Light" w:cs="Cascadia Code ExtraLight"/>
           <w:szCs w:val="21"/>
         </w:rPr>
-        <w:t xml:space="preserve">C++ C </w:t>
+        <w:t>C++</w:t>
+      </w:r>
+      <w:r>
+        <w:rPr>
+          <w:rFonts w:ascii="等线 Light" w:eastAsia="等线 Light" w:hAnsi="等线 Light" w:cs="Cascadia Code ExtraLight"/>
+          <w:bCs/>
+          <w:szCs w:val="21"/>
+        </w:rPr>
+        <w:t>、</w:t>
+      </w:r>
+      <w:r>
+        <w:rPr>
+          <w:rFonts w:ascii="等线 Light" w:eastAsia="等线 Light" w:hAnsi="等线 Light" w:cs="Cascadia Code ExtraLight"/>
+          <w:szCs w:val="21"/>
+        </w:rPr>
+        <w:t>C</w:t>
+      </w:r>
+      <w:r>
+        <w:rPr>
+          <w:rFonts w:ascii="等线 Light" w:eastAsia="等线 Light" w:hAnsi="等线 Light" w:cs="Cascadia Code ExtraLight"/>
+          <w:bCs/>
+          <w:szCs w:val="21"/>
+        </w:rPr>
+        <w:t>、</w:t>
       </w:r>
       <w:r>
         <w:rPr>
@@ -4757,7 +4783,22 @@
           <w:rFonts w:ascii="等线 Light" w:eastAsia="等线 Light" w:hAnsi="等线 Light" w:cs="Cascadia Code ExtraLight"/>
           <w:szCs w:val="21"/>
         </w:rPr>
-        <w:t xml:space="preserve">indow </w:t>
+        <w:t>indow</w:t>
+      </w:r>
+      <w:r>
+        <w:rPr>
+          <w:rFonts w:ascii="等线 Light" w:eastAsia="等线 Light" w:hAnsi="等线 Light" w:cs="Cascadia Code ExtraLight" w:hint="eastAsia"/>
+          <w:szCs w:val="21"/>
+        </w:rPr>
+        <w:t>s</w:t>
+      </w:r>
+      <w:r>
+        <w:rPr>
+          <w:rFonts w:ascii="等线 Light" w:eastAsia="等线 Light" w:hAnsi="等线 Light" w:cs="Cascadia Code ExtraLight"/>
+          <w:bCs/>
+          <w:szCs w:val="21"/>
+        </w:rPr>
+        <w:t>、</w:t>
       </w:r>
       <w:r>
         <w:rPr>
@@ -4788,7 +4829,15 @@
           <w:b/>
           <w:szCs w:val="21"/>
         </w:rPr>
-        <w:t xml:space="preserve">相关产出 : </w:t>
+        <w:t>主要成果</w:t>
+      </w:r>
+      <w:r>
+        <w:rPr>
+          <w:rFonts w:ascii="等线 Light" w:eastAsia="等线 Light" w:hAnsi="等线 Light" w:cs="Cascadia Code ExtraLight"/>
+          <w:b/>
+          <w:szCs w:val="21"/>
+        </w:rPr>
+        <w:t xml:space="preserve"> : </w:t>
       </w:r>
     </w:p>
     <w:p>
@@ -5107,11 +5156,11 @@
           <w:bCs/>
           <w:szCs w:val="24"/>
         </w:rPr>
-        <w:t>2015.05-2016.04</w:t>
-      </w:r>
-      <w:r>
-        <w:rPr>
-          <w:rFonts w:ascii="等线 Light" w:eastAsia="等线 Light" w:hAnsi="等线 Light" w:cs="Courier New" w:hint="eastAsia"/>
+        <w:t>2015.05</w:t>
+      </w:r>
+      <w:r>
+        <w:rPr>
+          <w:rFonts w:ascii="等线 Light" w:eastAsia="等线 Light" w:hAnsi="等线 Light" w:cs="Cascadia Code" w:hint="eastAsia"/>
           <w:b/>
           <w:bCs/>
           <w:szCs w:val="24"/>
@@ -5120,6 +5169,42 @@
       </w:r>
       <w:r>
         <w:rPr>
+          <w:rFonts w:ascii="等线 Light" w:eastAsia="等线 Light" w:hAnsi="等线 Light" w:cs="Cascadia Code"/>
+          <w:b/>
+          <w:bCs/>
+          <w:szCs w:val="24"/>
+        </w:rPr>
+        <w:t>-</w:t>
+      </w:r>
+      <w:r>
+        <w:rPr>
+          <w:rFonts w:ascii="等线 Light" w:eastAsia="等线 Light" w:hAnsi="等线 Light" w:cs="Cascadia Code" w:hint="eastAsia"/>
+          <w:b/>
+          <w:bCs/>
+          <w:szCs w:val="24"/>
+        </w:rPr>
+        <w:t xml:space="preserve"> </w:t>
+      </w:r>
+      <w:r>
+        <w:rPr>
+          <w:rFonts w:ascii="等线 Light" w:eastAsia="等线 Light" w:hAnsi="等线 Light" w:cs="Cascadia Code"/>
+          <w:b/>
+          <w:bCs/>
+          <w:szCs w:val="24"/>
+        </w:rPr>
+        <w:t>2016.04</w:t>
+      </w:r>
+      <w:r>
+        <w:rPr>
+          <w:rFonts w:ascii="等线 Light" w:eastAsia="等线 Light" w:hAnsi="等线 Light" w:cs="Courier New" w:hint="eastAsia"/>
+          <w:b/>
+          <w:bCs/>
+          <w:szCs w:val="24"/>
+        </w:rPr>
+        <w:t xml:space="preserve"> </w:t>
+      </w:r>
+      <w:r>
+        <w:rPr>
           <w:rFonts w:ascii="等线 Light" w:eastAsia="等线 Light" w:hAnsi="等线 Light" w:cs="Courier New"/>
           <w:b/>
           <w:bCs/>
@@ -5186,7 +5271,7 @@
           <w:b/>
           <w:szCs w:val="24"/>
         </w:rPr>
-        <w:t xml:space="preserve">   </w:t>
+        <w:t xml:space="preserve">  </w:t>
       </w:r>
       <w:r>
         <w:rPr>
@@ -5402,14 +5487,46 @@
           <w:sz w:val="21"/>
           <w:szCs w:val="21"/>
         </w:rPr>
-        <w:t xml:space="preserve">到后期. 参与了整个开发流程. 项目前期火热的时候在APP畅销榜前50, </w:t>
-      </w:r>
-      <w:r>
-        <w:rPr>
-          <w:rFonts w:ascii="等线 Light" w:eastAsia="等线 Light" w:hAnsi="等线 Light" w:cs="Cascadia Code ExtraLight"/>
+        <w:t>到后期. 参与了整个开发流程. 项目</w:t>
+      </w:r>
+      <w:r>
+        <w:rPr>
+          <w:rFonts w:ascii="等线 Light" w:eastAsia="等线 Light" w:hAnsi="等线 Light" w:cs="Cascadia Code ExtraLight" w:hint="eastAsia"/>
           <w:sz w:val="21"/>
           <w:szCs w:val="21"/>
         </w:rPr>
+        <w:t>前期</w:t>
+      </w:r>
+      <w:r>
+        <w:rPr>
+          <w:rFonts w:ascii="等线 Light" w:eastAsia="等线 Light" w:hAnsi="等线 Light" w:cs="Cascadia Code ExtraLight"/>
+          <w:sz w:val="21"/>
+          <w:szCs w:val="21"/>
+        </w:rPr>
+        <w:t>火热的时候在A</w:t>
+      </w:r>
+      <w:r>
+        <w:rPr>
+          <w:rFonts w:ascii="等线 Light" w:eastAsia="等线 Light" w:hAnsi="等线 Light" w:cs="Cascadia Code ExtraLight" w:hint="eastAsia"/>
+          <w:sz w:val="21"/>
+          <w:szCs w:val="21"/>
+        </w:rPr>
+        <w:t>pp</w:t>
+      </w:r>
+      <w:r>
+        <w:rPr>
+          <w:rFonts w:ascii="等线 Light" w:eastAsia="等线 Light" w:hAnsi="等线 Light" w:cs="Cascadia Code ExtraLight"/>
+          <w:sz w:val="21"/>
+          <w:szCs w:val="21"/>
+        </w:rPr>
+        <w:t xml:space="preserve">畅销榜前50, </w:t>
+      </w:r>
+      <w:r>
+        <w:rPr>
+          <w:rFonts w:ascii="等线 Light" w:eastAsia="等线 Light" w:hAnsi="等线 Light" w:cs="Cascadia Code ExtraLight"/>
+          <w:sz w:val="21"/>
+          <w:szCs w:val="21"/>
+        </w:rPr>
         <w:t>中期</w:t>
       </w:r>
       <w:r>
@@ -5460,7 +5577,15 @@
           <w:b/>
           <w:szCs w:val="21"/>
         </w:rPr>
-        <w:t xml:space="preserve">出任职位 : </w:t>
+        <w:t>工作职位</w:t>
+      </w:r>
+      <w:r>
+        <w:rPr>
+          <w:rFonts w:ascii="等线 Light" w:eastAsia="等线 Light" w:hAnsi="等线 Light" w:cs="Cascadia Code ExtraLight"/>
+          <w:b/>
+          <w:szCs w:val="21"/>
+        </w:rPr>
+        <w:t xml:space="preserve"> : </w:t>
       </w:r>
       <w:r>
         <w:rPr>
@@ -5503,14 +5628,30 @@
           <w:rFonts w:ascii="等线 Light" w:eastAsia="等线 Light" w:hAnsi="等线 Light" w:cs="Cascadia Code ExtraLight"/>
           <w:szCs w:val="21"/>
         </w:rPr>
-        <w:t>PHP C++</w:t>
-      </w:r>
-      <w:r>
-        <w:rPr>
-          <w:rFonts w:ascii="等线 Light" w:eastAsia="等线 Light" w:hAnsi="等线 Light" w:cs="Cascadia Code ExtraLight"/>
-          <w:szCs w:val="21"/>
-        </w:rPr>
-        <w:t xml:space="preserve"> </w:t>
+        <w:t>PHP</w:t>
+      </w:r>
+      <w:r>
+        <w:rPr>
+          <w:rFonts w:ascii="等线 Light" w:eastAsia="等线 Light" w:hAnsi="等线 Light" w:cs="Cascadia Code ExtraLight"/>
+          <w:bCs/>
+          <w:szCs w:val="21"/>
+        </w:rPr>
+        <w:t>、</w:t>
+      </w:r>
+      <w:r>
+        <w:rPr>
+          <w:rFonts w:ascii="等线 Light" w:eastAsia="等线 Light" w:hAnsi="等线 Light" w:cs="Cascadia Code ExtraLight"/>
+          <w:szCs w:val="21"/>
+        </w:rPr>
+        <w:t>C++</w:t>
+      </w:r>
+      <w:r>
+        <w:rPr>
+          <w:rFonts w:ascii="等线 Light" w:eastAsia="等线 Light" w:hAnsi="等线 Light" w:cs="Cascadia Code ExtraLight"/>
+          <w:bCs/>
+          <w:szCs w:val="21"/>
+        </w:rPr>
+        <w:t>、</w:t>
       </w:r>
       <w:r>
         <w:rPr>
@@ -5541,7 +5682,15 @@
           <w:b/>
           <w:szCs w:val="21"/>
         </w:rPr>
-        <w:t xml:space="preserve">相关产出 : </w:t>
+        <w:t>主要成果</w:t>
+      </w:r>
+      <w:r>
+        <w:rPr>
+          <w:rFonts w:ascii="等线 Light" w:eastAsia="等线 Light" w:hAnsi="等线 Light" w:cs="Cascadia Code ExtraLight"/>
+          <w:b/>
+          <w:szCs w:val="21"/>
+        </w:rPr>
+        <w:t xml:space="preserve"> : </w:t>
       </w:r>
     </w:p>
     <w:p>
@@ -6035,7 +6184,7 @@
   <w:abstractNum w:abstractNumId="1" w15:restartNumberingAfterBreak="0">
     <w:nsid w:val="BFF913E6"/>
     <w:multiLevelType w:val="singleLevel"/>
-    <w:tmpl w:val="9230BB32"/>
+    <w:tmpl w:val="7FF2F8E0"/>
     <w:lvl w:ilvl="0">
       <w:start w:val="1"/>
       <w:numFmt w:val="decimal"/>
@@ -6043,15 +6192,15 @@
       <w:lvlText w:val="%1."/>
       <w:lvlJc w:val="left"/>
       <w:rPr>
-        <w:rFonts w:ascii="Cascadia Code" w:eastAsia="NSimSun" w:hAnsi="Cascadia Code" w:cs="Cascadia Code"/>
+        <w:rFonts w:ascii="等线 Light" w:eastAsia="等线 Light" w:hAnsi="等线 Light" w:cs="Cascadia Code ExtraLight"/>
       </w:rPr>
     </w:lvl>
   </w:abstractNum>
   <w:abstractNum w:abstractNumId="2" w15:restartNumberingAfterBreak="0">
     <w:nsid w:val="158000DF"/>
     <w:multiLevelType w:val="hybridMultilevel"/>
-    <w:tmpl w:val="2BF49250"/>
-    <w:lvl w:ilvl="0" w:tplc="A7421578">
+    <w:tmpl w:val="492EFAFA"/>
+    <w:lvl w:ilvl="0" w:tplc="D10442F0">
       <w:start w:val="1"/>
       <w:numFmt w:val="decimal"/>
       <w:lvlText w:val="%1."/>
@@ -6060,7 +6209,7 @@
         <w:ind w:left="780" w:hanging="360"/>
       </w:pPr>
       <w:rPr>
-        <w:rFonts w:ascii="Cascadia Code" w:eastAsia="NSimSun" w:hAnsi="Cascadia Code" w:cs="Cascadia Code"/>
+        <w:rFonts w:ascii="等线 Light" w:eastAsia="等线 Light" w:hAnsi="等线 Light" w:cs="Cascadia Code ExtraLight"/>
       </w:rPr>
     </w:lvl>
     <w:lvl w:ilvl="1" w:tplc="04090019" w:tentative="1">
@@ -7704,7 +7853,6 @@
   <w:style w:type="character" w:default="1" w:styleId="a0">
     <w:name w:val="Default Paragraph Font"/>
     <w:uiPriority w:val="1"/>
-    <w:semiHidden/>
     <w:unhideWhenUsed/>
   </w:style>
   <w:style w:type="table" w:default="1" w:styleId="a1">

--- a/backup/求职-开发工程师-王志-18612350941.docx
+++ b/backup/求职-开发工程师-王志-18612350941.docx
@@ -896,6 +896,16 @@
       </w:r>
       <w:r>
         <w:rPr>
+          <w:rFonts w:ascii="等线 Light" w:eastAsia="等线 Light" w:hAnsi="等线 Light" w:cs="Courier New" w:hint="eastAsia"/>
+          <w:b/>
+          <w:bCs/>
+          <w:sz w:val="24"/>
+          <w:szCs w:val="24"/>
+        </w:rPr>
+        <w:t xml:space="preserve"> </w:t>
+      </w:r>
+      <w:r>
+        <w:rPr>
           <w:rFonts w:ascii="等线 Light" w:eastAsia="等线 Light" w:hAnsi="等线 Light" w:cs="Courier New"/>
           <w:b/>
           <w:bCs/>
@@ -971,6 +981,15 @@
       <w:r>
         <w:rPr>
           <w:rFonts w:ascii="等线 Light" w:eastAsia="等线 Light" w:hAnsi="等线 Light" w:cs="Courier New"/>
+          <w:b/>
+          <w:sz w:val="24"/>
+          <w:szCs w:val="24"/>
+        </w:rPr>
+        <w:t xml:space="preserve"> </w:t>
+      </w:r>
+      <w:r>
+        <w:rPr>
+          <w:rFonts w:ascii="等线 Light" w:eastAsia="等线 Light" w:hAnsi="等线 Light" w:cs="Courier New" w:hint="eastAsia"/>
           <w:b/>
           <w:sz w:val="24"/>
           <w:szCs w:val="24"/>
@@ -7853,6 +7872,7 @@
   <w:style w:type="character" w:default="1" w:styleId="a0">
     <w:name w:val="Default Paragraph Font"/>
     <w:uiPriority w:val="1"/>
+    <w:semiHidden/>
     <w:unhideWhenUsed/>
   </w:style>
   <w:style w:type="table" w:default="1" w:styleId="a1">
